--- a/claude/thesis_chapter/RESULTS_CHAPTER_FA_R4.4_color.docx
+++ b/claude/thesis_chapter/RESULTS_CHAPTER_FA_R4.4_color.docx
@@ -4498,13 +4498,13 @@
           <w:iCs/>
           <w:rtl/>
         </w:rPr>
-        <w:t xml:space="preserve">(ξ)، یک فرورفتگی و سپس فراجهشِ موضعی — یک نوکِ تیزِ کوچک — دیده می‌شود که بر فصل‌مشترکِ لایه‌ها در نیمهٔ بیرونیِ جداره، به‌ویژه نزدیکِ ξ ≈ 6/7 ≈ 0.86 در زمانِ نهایی، می‌نشیند و در همهٔ پروفیل‌های T</w:t>
-      </w:r>
-      <w:r>
-        <w:rPr>
-          <w:rtl/>
-        </w:rPr>
-        <w:t xml:space="preserve">(ξ) این فصل تکرار می‌شود. برخلافِ پله‌های تنشِ محیطیِ بالا که ایستا و ناشی از جهشِ سختی‌اند، این نوکِ دما ردِّ مکانیِ موجِ صوتِ دومِ لرد–شولمن است. در نظریهٔ تعمیم‌یافتهٔ هذلولوی، گرما آنی پخش نمی‌شود بلکه همچون موجی با سرعتِ محدودِ c_T = √(α̂/τ₀) منتشر می‌شود؛ در هر لحظه اغتشاشِ حرارتی تنها تا یک پیشانیِ تیز پیش رفته است — پشتِ آن گرم و پیشِ آن دست‌نخورده. این پیشانی یک ناپیوستگیِ تقریبی در دماست، دقیقاً همان نشانه‌ای که نظریهٔ تعمیم‌یافته را از هدایتِ کلاسیکِ فوریه جدا می‌کند؛ فوریه پروفیلی هموار و یکنوا و بدونِ هیچ پیشانی می‌داد. همان‌گونه که این پیشانی به‌سمتِ بیرون می‌رود و از سطوحِ داخلی و خارجی بازتاب می‌یابد — همان دلیلی که تاریخچهٔ دمای نقطهٔ میانی (پنلِ بالا-چپِ هر شکل) به‌جای رشدِ هموار، پله‌پله بالا می‌رود — ناچار از شش فصل‌مشترکِ جدارهٔ هفت‌لایه در ξ = k/7 می‌گذرد. در هر فصل‌مشترک، تغییرِ ناگهانیِ امپدانسِ حرارتی موج را تا اندازه‌ای بازتاب و تا اندازه‌ای عبور می‌دهد، پس دما دقیقاً در همان‌جا یک فراجهش–فروجهشِ کوچک ثبت می‌کند؛ ازاین‌رو این ویژگی در فصل‌مشترکی که پیشانی هم‌اکنون از آن می‌گذرد تیزترین است (ξ ≈ 0.86 در Fo ≈ 1 برای زمانِ تخفیفِ مرجعِ τ* = 0.15) و در فصل‌مشترک‌های داخلی که پیشانی از آن‌ها گذشته، هموار است. دو مشاهده فیزیکی‌بودنِ آن را تأیید می‌کند: بر پیشانیِ متحرک سوار است، پس جای آن با زمانِ تخفیف τ* و با زمان جابه‌جا می‌شود، و در حدِّ فوریه (τ* → 0) به‌کلی محو می‌شود. نوسانِ ضعیفی که در پیشانی می‌ماند، نوسانِ کراندارِ گیبس است که ذاتیِ نمایشِ میدانی تقریباً ناپیوسته با پایهٔ طیفیِ چبیشفِ هموار است؛ با زمان رشد نمی‌کند و با ریزترشدنِ مش کاهش می‌یابد.</w:t>
+        <w:t xml:space="preserve">(ξ)، هم دندانه‌های کوچکی بر هر یک از شش فصل‌مشترکِ لایه‌ها در ξ = k/7 دیده می‌شود و هم — بسیار برجسته‌تر — یک نوکِ تیزِ منفرد در بخشِ بیرونیِ جداره: فرورفتگی‌ای که کفِ آن دقیقاً بر پنجمین فصل‌مشترک (ξ = 5/7 ≈ 0.71) می‌نشیند و بلافاصله پس از آن قله‌ای نزدیکِ ξ ≈ 0.75 که به‌روشنی بالاتر از روندِ پیرامون می‌ایستد؛ این نوک در همان مکان در همهٔ پروفیل‌های T</w:t>
+      </w:r>
+      <w:r>
+        <w:rPr>
+          <w:rtl/>
+        </w:rPr>
+        <w:t xml:space="preserve">(ξ) این فصل تکرار می‌شود. برخلافِ پله‌های تنشِ محیطیِ بالا که ایستا و ناشی از جهشِ سختی‌اند، این نوک ردِّ مکانیِ موجِ صوتِ دومِ لرد–شولمن است. در نظریهٔ تعمیم‌یافتهٔ هذلولوی، گرما آنی پخش نمی‌شود بلکه همچون موجی با سرعتِ محدودِ c_T = √(α̂/τ₀) منتشر می‌شود؛ در هر لحظه اغتشاشِ حرارتی بر یک پیشانیِ تیز و تقریباً ناپیوسته متمرکز است، پس دمای عرضِ ضخامت به‌جای افتِ هموارِ یکنوایی که هدایتِ کلاسیکِ فوریه می‌داد، یک پالسِ موضعی حمل می‌کند و زیرِ فوریه چنین نوکی پدید نمی‌آمد. این پیشانی به‌سمتِ بیرون می‌رود و از سطوحِ داخلی و خارجی بازتاب می‌یابد — همان دلیلی که تاریخچهٔ دمای نقطهٔ میانی (پنلِ بالا-چپِ هر شکل) به‌جای رشدِ هموار پله‌پله بالا می‌رود — و در زمانِ نهاییِ مشاهده (Fo ≈ 1 برای زمانِ تخفیفِ مرجعِ τ* = 0.15) در لایه‌های بیرونی نزدیکِ ξ ≈ 0.75 گیر می‌افتد، و به همین سبب نوک همان‌جا می‌نشیند. هرجا پیشانیِ متحرک از یک فصل‌مشترک می‌گذرد، تغییرِ ناگهانیِ امپدانسِ حرارتی یک بازتابِ جزئیِ کوچک می‌افزاید، و همین دندانه‌های کوچک را در فصل‌مشترک‌های داخلی که پیشانی از آن‌ها گذشته بر جای می‌گذارد. دو مشاهده فیزیکی‌بودنِ آن را تأیید می‌کند: بر پیشانیِ متحرک سوار است، پس جای آن با زمانِ تخفیف τ* و با زمان جابه‌جا می‌شود، و در حدِّ فوریه (τ* → 0) به‌کلی محو می‌شود. نوسانِ ضعیفی که بر آن می‌ماند، نوسانِ کراندارِ گیبس است که ذاتیِ نمایشِ یک پیشانیِ تقریباً ناپیوسته با پایهٔ طیفیِ چبیشفِ هموار است؛ با زمان رشد نمی‌کند و با ریزترشدنِ مش کاهش می‌یابد.</w:t>
       </w:r>
     </w:p>
     <w:bookmarkEnd w:id="35"/>

--- a/claude/thesis_chapter/RESULTS_CHAPTER_FA_R4.4_color.docx
+++ b/claude/thesis_chapter/RESULTS_CHAPTER_FA_R4.4_color.docx
@@ -2,7 +2,7 @@
 <file path=word/document.xml><?xml version="1.0" encoding="utf-8"?>
 <w:document xmlns:w="http://schemas.openxmlformats.org/wordprocessingml/2006/main" xmlns:m="http://schemas.openxmlformats.org/officeDocument/2006/math" xmlns:r="http://schemas.openxmlformats.org/officeDocument/2006/relationships" xmlns:o="urn:schemas-microsoft-com:office:office" xmlns:v="urn:schemas-microsoft-com:vml" xmlns:w10="urn:schemas-microsoft-com:office:word" xmlns:a="http://schemas.openxmlformats.org/drawingml/2006/main" xmlns:pic="http://schemas.openxmlformats.org/drawingml/2006/picture" xmlns:wp="http://schemas.openxmlformats.org/drawingml/2006/wordprocessingDrawing">
   <w:body>
-    <w:bookmarkStart w:id="117" w:name="فصل-چهارم-یافتههای-پژوهش"/>
+    <w:bookmarkStart w:id="122" w:name="فصل-چهارم-یافتههای-پژوهش"/>
     <w:p>
       <w:pPr>
         <w:pStyle w:val="Heading1"/>
@@ -6713,7 +6713,7 @@
       </w:r>
     </w:p>
     <w:bookmarkEnd w:id="72"/>
-    <w:bookmarkStart w:id="97" w:name="برهمکنش-الگوهای-توزیع-گرافن-و-تخلخل"/>
+    <w:bookmarkStart w:id="100" w:name="برهمکنش-الگوهای-توزیع-گرافن-و-تخلخل"/>
     <w:p>
       <w:pPr>
         <w:pStyle w:val="Heading2"/>
@@ -7543,7 +7543,7 @@
         <w:rPr>
           <w:rtl/>
         </w:rPr>
-        <w:t xml:space="preserve">## ۴-۱۴. اثر ممزوج بودن معادلات</w:t>
+        <w:t xml:space="preserve">برای فشرده‌کردنِ این برهم‌کنش در یک نما، شکل ۴-۲۴ ترکیب‌های حدی را در کنارِ مرجعِ UD-UD رسم می‌کند: بهترین حالتِ حرارتی V-A که دمای سطحِ خارجی را در T* = ۰٫۰۳۴ نگه می‌دارد، بدترین حالتِ حرارتی A-UD (۰٫۸۹۶)، و بدترین حالتِ مکانیکی X-V که تنشِ محیطیِ بیشینهٔ آن به ۴٫۲۰ می‌رسد — در حالی که خودِ مرجعِ UD-UD بهترین حالتِ مکانیکی است (کمترین تنشِ محیطیِ بیشینه، ۲٫۱۱). این شکل مصالحهٔ طراحی را آشکار می‌کند: V-A دمای سطحِ خارجی را کمینه می‌کند به بهای جابجاییِ بزرگ‌تر، حال آنکه X-V از نظرِ حرارتی ملایم اما پرتنش‌ترینِ بیست‌وپنج ترکیب است.</w:t>
       </w:r>
     </w:p>
     <w:p>
@@ -7561,7 +7561,6 @@
     </w:p>
     <w:p>
       <w:pPr>
-        <w:pStyle w:val="CaptionedFigure"/>
         <w:bidi/>
       </w:pPr>
       <w:r>
@@ -7569,12 +7568,12 @@
           <wp:inline>
             <wp:extent cx="5334000" cy="3708431"/>
             <wp:effectExtent b="0" l="0" r="0" t="0"/>
-            <wp:docPr descr="شکل ۴-۲۴: اثر ممزوج بودن معادلات — کاملاً ممزوج در برابر معادلهٔ انرژیِ غیرممزوج ‏[R_o/R_i=1.5، L=2.1 m، N_L=7، W_GPL=0.3٪، e_m3=0.8604، τ*=0.15، P_i=50 MPa، دو سر ساده]" title="" id="95" name="Picture"/>
+            <wp:docPr descr="شکل ۴-۲۴: بهترین و بدترین ترکیب‌های گرافن×تخلخل از نظرِ حرارتی و مکانیکی: V-A (بهترین حرارتی، T* بیرونی=۰٫۰۳۴)، A-UD (بدترین حرارتی، ۰٫۸۹۶) و X-V (بدترین تنشِ محیطی، ۴٫۲۰)، در برابرِ مرجعِ UD-UD (بهترین مکانیکی، تنشِ محیطیِ بیشینه ۲٫۱۱) ‏[R_i=1، R_o=1.5، L=2.1 m، N_L=7، W_GPL=0.3٪، e_m3=0.8604، τ*=0.15، P_i=50 MPa، دو سر ساده]" title="" id="95" name="Picture"/>
             <a:graphic>
               <a:graphicData uri="http://schemas.openxmlformats.org/drawingml/2006/picture">
                 <pic:pic>
                   <pic:nvPicPr>
-                    <pic:cNvPr descr="figures_ch4_color/I_coupling.png" id="96" name="Picture"/>
+                    <pic:cNvPr descr="figures_ch4_color/bestworst.png" id="96" name="Picture"/>
                     <pic:cNvPicPr>
                       <a:picLocks noChangeArrowheads="1" noChangeAspect="1"/>
                     </pic:cNvPicPr>
@@ -7606,126 +7605,17 @@
           </wp:inline>
         </w:drawing>
       </w:r>
-    </w:p>
-    <w:p>
-      <w:pPr>
-        <w:pStyle w:val="ImageCaption"/>
-        <w:bidi/>
-      </w:pPr>
-      <w:r>
-        <w:rPr>
-          <w:rtl/>
-        </w:rPr>
-        <w:t xml:space="preserve">شکل ۴-۲۴: اثر ممزوج بودن معادلات — کاملاً ممزوج در برابر معادلهٔ انرژیِ غیرممزوج ‏[R_o/R_i=1.5، L=2.1 m، N_L=7، W_GPL=0.3٪، e_m3=0.8604، τ*=0.15، P_i=50 MPa، دو سر ساده]</w:t>
-      </w:r>
-    </w:p>
-    <w:p>
-      <w:pPr>
-        <w:bidi/>
-      </w:pPr>
-      <w:r>
-        <w:rPr>
-          <w:rtl/>
-        </w:rPr>
-        <w:t xml:space="preserve">شکل ۴-۲۴ مدل کاملاً ممزوج را با مدل غیرممزوج (حذف جملهٔ نرخ اتساع از معادلهٔ انرژی)</w:t>
-      </w:r>
-      <w:r>
-        <w:rPr>
-          <w:rtl/>
-        </w:rPr>
-        <w:t xml:space="preserve"> </w:t>
-      </w:r>
-      <w:r>
-        <w:rPr>
-          <w:rtl/>
-        </w:rPr>
-        <w:t xml:space="preserve">مقایسه می‌کند. در شرایط مرجع، مدل غیرممزوج بیشینهٔ دمای نقطهٔ میانی را حدود ۱٫۲٪ بیش</w:t>
-      </w:r>
-      <w:r>
-        <w:rPr>
-          <w:rtl/>
-        </w:rPr>
-        <w:t xml:space="preserve"> </w:t>
-      </w:r>
-      <w:r>
-        <w:rPr>
-          <w:rtl/>
-        </w:rPr>
-        <w:t xml:space="preserve">برآورد می‌کند (0.937 در برابر 0.926) و دمای سطح خارجی را به همان اندازه. سازوکار این</w:t>
-      </w:r>
-      <w:r>
-        <w:rPr>
-          <w:rtl/>
-        </w:rPr>
-        <w:t xml:space="preserve"> </w:t>
-      </w:r>
-      <w:r>
-        <w:rPr>
-          <w:rtl/>
-        </w:rPr>
-        <w:t xml:space="preserve">است که در مدل ممزوج بخشی از انرژی حرارتی پیوسته به کار مکانیکی تبدیل می‌شود — نوعی</w:t>
-      </w:r>
-      <w:r>
-        <w:rPr>
-          <w:rtl/>
-        </w:rPr>
-        <w:t xml:space="preserve"> </w:t>
-      </w:r>
-      <w:r>
-        <w:rPr>
-          <w:rtl/>
-        </w:rPr>
-        <w:t xml:space="preserve">میرایی ترموالاستیکِ موج حرارتی — و اختلاف دو مدل دقیقاً در پیشانی‌های موج بیشترین است.</w:t>
-      </w:r>
-      <w:r>
-        <w:rPr>
-          <w:rtl/>
-        </w:rPr>
-        <w:t xml:space="preserve"> </w:t>
-      </w:r>
-      <w:r>
-        <w:rPr>
-          <w:rtl/>
-        </w:rPr>
-        <w:t xml:space="preserve">این اثر در زمان تخفیف مرجعِ ملایمِ τ* = 0.15 اندک است اما با قدرت موج رشد می‌کند؛ و</w:t>
-      </w:r>
-      <w:r>
-        <w:rPr>
-          <w:rtl/>
-        </w:rPr>
-        <w:t xml:space="preserve"> </w:t>
-      </w:r>
-      <w:r>
-        <w:rPr>
-          <w:rtl/>
-        </w:rPr>
-        <w:t xml:space="preserve">نشان می‌دهد که هرگاه امضای موج مهم باشد باید دستگاه کاملاً ممزوج را — با وجود هزینهٔ</w:t>
-      </w:r>
-      <w:r>
-        <w:rPr>
-          <w:rtl/>
-        </w:rPr>
-        <w:t xml:space="preserve"> </w:t>
-      </w:r>
-      <w:r>
-        <w:rPr>
-          <w:rtl/>
-        </w:rPr>
-        <w:t xml:space="preserve">بالاتر — حل کرد.</w:t>
-      </w:r>
-    </w:p>
-    <w:bookmarkEnd w:id="97"/>
-    <w:bookmarkStart w:id="101" w:name="اثر-ضریب-همرفت-سطح-خارجی"/>
-    <w:p>
-      <w:pPr>
-        <w:pStyle w:val="Heading2"/>
-        <w:bidi/>
-      </w:pPr>
-      <w:r>
-        <w:rPr>
-          <w:rtl/>
-        </w:rPr>
-        <w:t xml:space="preserve">۴-۱۵. اثر ضریب همرفت سطح خارجی</w:t>
+      <w:r>
+        <w:rPr>
+          <w:rtl/>
+        </w:rPr>
+        <w:t xml:space="preserve"> </w:t>
+      </w:r>
+      <w:r>
+        <w:rPr>
+          <w:rtl/>
+        </w:rPr>
+        <w:t xml:space="preserve">## ۴-۱۴. اثر ممزوج بودن معادلات</w:t>
       </w:r>
     </w:p>
     <w:p>
@@ -7751,18 +7641,18 @@
           <wp:inline>
             <wp:extent cx="5334000" cy="3708431"/>
             <wp:effectExtent b="0" l="0" r="0" t="0"/>
-            <wp:docPr descr="شکل ۴-۲۵: اثر ضریب همرفتِ سطح خارجی h_c = ۱۰ / ۱۰۰ / ۱۰۰۰ وات بر مترمربع‌کلوین ‏[R_o/R_i=1.5، L=2.1 m، N_L=7، W_GPL=0.3٪، e_m3=0.8604، τ*=0.15، P_i=50 MPa، دو سر ساده]" title="" id="99" name="Picture"/>
+            <wp:docPr descr="شکل ۴-۲۵: اثر ممزوج بودن معادلات — کاملاً ممزوج در برابر معادلهٔ انرژیِ غیرممزوج ‏[R_o/R_i=1.5، L=2.1 m، N_L=7، W_GPL=0.3٪، e_m3=0.8604، τ*=0.15، P_i=50 MPa، دو سر ساده]" title="" id="98" name="Picture"/>
             <a:graphic>
               <a:graphicData uri="http://schemas.openxmlformats.org/drawingml/2006/picture">
                 <pic:pic>
                   <pic:nvPicPr>
-                    <pic:cNvPr descr="figures_ch4_color/J_convection.png" id="100" name="Picture"/>
+                    <pic:cNvPr descr="figures_ch4_color/I_coupling.png" id="99" name="Picture"/>
                     <pic:cNvPicPr>
                       <a:picLocks noChangeArrowheads="1" noChangeAspect="1"/>
                     </pic:cNvPicPr>
                   </pic:nvPicPr>
                   <pic:blipFill>
-                    <a:blip r:embed="rId98"/>
+                    <a:blip r:embed="rId97"/>
                     <a:stretch>
                       <a:fillRect/>
                     </a:stretch>
@@ -7798,106 +7688,106 @@
         <w:rPr>
           <w:rtl/>
         </w:rPr>
-        <w:t xml:space="preserve">شکل ۴-۲۵: اثر ضریب همرفتِ سطح خارجی h_c = ۱۰ / ۱۰۰ / ۱۰۰۰ وات بر مترمربع‌کلوین ‏[R_o/R_i=1.5، L=2.1 m، N_L=7، W_GPL=0.3٪، e_m3=0.8604، τ*=0.15، P_i=50 MPa، دو سر ساده]</w:t>
-      </w:r>
-    </w:p>
-    <w:p>
-      <w:pPr>
-        <w:bidi/>
-      </w:pPr>
-      <w:r>
-        <w:rPr>
-          <w:rtl/>
-        </w:rPr>
-        <w:t xml:space="preserve">شکل ۴-۲۵ اثر ضریب همرفت سطح خارجی را برای h_c = 10، 100 و 1000 وات بر مترمربع‌کلوین،</w:t>
-      </w:r>
-      <w:r>
-        <w:rPr>
-          <w:rtl/>
-        </w:rPr>
-        <w:t xml:space="preserve"> </w:t>
-      </w:r>
-      <w:r>
-        <w:rPr>
-          <w:rtl/>
-        </w:rPr>
-        <w:t xml:space="preserve">متناظر با اعداد بایوِ Bi = h_c h/k̄ ≈ 0.07 تا 6.6، بررسی می‌کند. با افزایش h_c سطح</w:t>
-      </w:r>
-      <w:r>
-        <w:rPr>
-          <w:rtl/>
-        </w:rPr>
-        <w:t xml:space="preserve"> </w:t>
-      </w:r>
-      <w:r>
-        <w:rPr>
-          <w:rtl/>
-        </w:rPr>
-        <w:t xml:space="preserve">خارجی از تقریباً بی‌دررو به یک چاهِ گرماییِ مؤثر بدل می‌شود: دمای سطح خارجی از 0.883</w:t>
-      </w:r>
-      <w:r>
-        <w:rPr>
-          <w:rtl/>
-        </w:rPr>
-        <w:t xml:space="preserve"> </w:t>
-      </w:r>
-      <w:r>
-        <w:rPr>
-          <w:rtl/>
-        </w:rPr>
-        <w:t xml:space="preserve">از راه 0.591 به 0.107، بیشینهٔ نقطهٔ میانی از 0.926 از راه 0.802 به 0.715، و تنش</w:t>
-      </w:r>
-      <w:r>
-        <w:rPr>
-          <w:rtl/>
-        </w:rPr>
-        <w:t xml:space="preserve"> </w:t>
-      </w:r>
-      <w:r>
-        <w:rPr>
-          <w:rtl/>
-        </w:rPr>
-        <w:t xml:space="preserve">محیطیِ سطح داخلی از 1.526 از راه 1.176 به 0.540 آرام می‌گیرد — چون آنچه تنش حرارتی</w:t>
-      </w:r>
-      <w:r>
-        <w:rPr>
-          <w:rtl/>
-        </w:rPr>
-        <w:t xml:space="preserve"> </w:t>
-      </w:r>
-      <w:r>
-        <w:rPr>
-          <w:rtl/>
-        </w:rPr>
-        <w:t xml:space="preserve">را تعیین می‌کند اختلاف دمای عرضِ‌جداره است نه تراز مطلق دما. پاسخ در کوچک‌ترین ضریب</w:t>
-      </w:r>
-      <w:r>
-        <w:rPr>
-          <w:rtl/>
-        </w:rPr>
-        <w:t xml:space="preserve"> </w:t>
-      </w:r>
-      <w:r>
-        <w:rPr>
-          <w:rtl/>
-        </w:rPr>
-        <w:t xml:space="preserve">تقریباً بی‌حساس به همرفت و در بزرگ‌ترین ضریب به‌شدت همرفت‌محور است، دو رژیم که باید در</w:t>
-      </w:r>
-      <w:r>
-        <w:rPr>
-          <w:rtl/>
-        </w:rPr>
-        <w:t xml:space="preserve"> </w:t>
-      </w:r>
-      <w:r>
-        <w:rPr>
-          <w:rtl/>
-        </w:rPr>
-        <w:t xml:space="preserve">طراحی از هم تفکیک شوند.</w:t>
-      </w:r>
-    </w:p>
-    <w:bookmarkEnd w:id="101"/>
-    <w:bookmarkStart w:id="105" w:name="اثر-ضخامت-جداره"/>
+        <w:t xml:space="preserve">شکل ۴-۲۵: اثر ممزوج بودن معادلات — کاملاً ممزوج در برابر معادلهٔ انرژیِ غیرممزوج ‏[R_o/R_i=1.5، L=2.1 m، N_L=7، W_GPL=0.3٪، e_m3=0.8604، τ*=0.15، P_i=50 MPa، دو سر ساده]</w:t>
+      </w:r>
+    </w:p>
+    <w:p>
+      <w:pPr>
+        <w:bidi/>
+      </w:pPr>
+      <w:r>
+        <w:rPr>
+          <w:rtl/>
+        </w:rPr>
+        <w:t xml:space="preserve">شکل ۴-۲۵ مدل کاملاً ممزوج را با مدل غیرممزوج (حذف جملهٔ نرخ اتساع از معادلهٔ انرژی)</w:t>
+      </w:r>
+      <w:r>
+        <w:rPr>
+          <w:rtl/>
+        </w:rPr>
+        <w:t xml:space="preserve"> </w:t>
+      </w:r>
+      <w:r>
+        <w:rPr>
+          <w:rtl/>
+        </w:rPr>
+        <w:t xml:space="preserve">مقایسه می‌کند. در شرایط مرجع، مدل غیرممزوج بیشینهٔ دمای نقطهٔ میانی را حدود ۱٫۲٪ بیش</w:t>
+      </w:r>
+      <w:r>
+        <w:rPr>
+          <w:rtl/>
+        </w:rPr>
+        <w:t xml:space="preserve"> </w:t>
+      </w:r>
+      <w:r>
+        <w:rPr>
+          <w:rtl/>
+        </w:rPr>
+        <w:t xml:space="preserve">برآورد می‌کند (0.937 در برابر 0.926) و دمای سطح خارجی را به همان اندازه. سازوکار این</w:t>
+      </w:r>
+      <w:r>
+        <w:rPr>
+          <w:rtl/>
+        </w:rPr>
+        <w:t xml:space="preserve"> </w:t>
+      </w:r>
+      <w:r>
+        <w:rPr>
+          <w:rtl/>
+        </w:rPr>
+        <w:t xml:space="preserve">است که در مدل ممزوج بخشی از انرژی حرارتی پیوسته به کار مکانیکی تبدیل می‌شود — نوعی</w:t>
+      </w:r>
+      <w:r>
+        <w:rPr>
+          <w:rtl/>
+        </w:rPr>
+        <w:t xml:space="preserve"> </w:t>
+      </w:r>
+      <w:r>
+        <w:rPr>
+          <w:rtl/>
+        </w:rPr>
+        <w:t xml:space="preserve">میرایی ترموالاستیکِ موج حرارتی — و اختلاف دو مدل دقیقاً در پیشانی‌های موج بیشترین است.</w:t>
+      </w:r>
+      <w:r>
+        <w:rPr>
+          <w:rtl/>
+        </w:rPr>
+        <w:t xml:space="preserve"> </w:t>
+      </w:r>
+      <w:r>
+        <w:rPr>
+          <w:rtl/>
+        </w:rPr>
+        <w:t xml:space="preserve">این اثر در زمان تخفیف مرجعِ ملایمِ τ* = 0.15 اندک است اما با قدرت موج رشد می‌کند؛ و</w:t>
+      </w:r>
+      <w:r>
+        <w:rPr>
+          <w:rtl/>
+        </w:rPr>
+        <w:t xml:space="preserve"> </w:t>
+      </w:r>
+      <w:r>
+        <w:rPr>
+          <w:rtl/>
+        </w:rPr>
+        <w:t xml:space="preserve">نشان می‌دهد که هرگاه امضای موج مهم باشد باید دستگاه کاملاً ممزوج را — با وجود هزینهٔ</w:t>
+      </w:r>
+      <w:r>
+        <w:rPr>
+          <w:rtl/>
+        </w:rPr>
+        <w:t xml:space="preserve"> </w:t>
+      </w:r>
+      <w:r>
+        <w:rPr>
+          <w:rtl/>
+        </w:rPr>
+        <w:t xml:space="preserve">بالاتر — حل کرد.</w:t>
+      </w:r>
+    </w:p>
+    <w:bookmarkEnd w:id="100"/>
+    <w:bookmarkStart w:id="104" w:name="اثر-ضریب-همرفت-سطح-خارجی"/>
     <w:p>
       <w:pPr>
         <w:pStyle w:val="Heading2"/>
@@ -7907,7 +7797,7 @@
         <w:rPr>
           <w:rtl/>
         </w:rPr>
-        <w:t xml:space="preserve">۴-۱۶. اثر ضخامت جداره</w:t>
+        <w:t xml:space="preserve">۴-۱۵. اثر ضریب همرفت سطح خارجی</w:t>
       </w:r>
     </w:p>
     <w:p>
@@ -7933,18 +7823,18 @@
           <wp:inline>
             <wp:extent cx="5334000" cy="3708431"/>
             <wp:effectExtent b="0" l="0" r="0" t="0"/>
-            <wp:docPr descr="شکل ۴-۲۶: اثر ضخامت جداره، نسبت شعاعی R_o/R_i = ۱٫۲۵ / ۱٫۵ / ۲٫۰ (شعاع داخلیِ ثابتِ ۱ متر) ‏[L=2.1 m، N_L=7، W_GPL=0.3٪، e_m3=0.8604، τ*=0.15، P_i=50 MPa، دو سر ساده]" title="" id="103" name="Picture"/>
+            <wp:docPr descr="شکل ۴-۲۶: اثر ضریب همرفتِ سطح خارجی h_c = ۱۰ / ۱۰۰ / ۱۰۰۰ وات بر مترمربع‌کلوین ‏[R_o/R_i=1.5، L=2.1 m، N_L=7، W_GPL=0.3٪، e_m3=0.8604، τ*=0.15، P_i=50 MPa، دو سر ساده]" title="" id="102" name="Picture"/>
             <a:graphic>
               <a:graphicData uri="http://schemas.openxmlformats.org/drawingml/2006/picture">
                 <pic:pic>
                   <pic:nvPicPr>
-                    <pic:cNvPr descr="figures_ch4_color/K_thickness.png" id="104" name="Picture"/>
+                    <pic:cNvPr descr="figures_ch4_color/J_convection.png" id="103" name="Picture"/>
                     <pic:cNvPicPr>
                       <a:picLocks noChangeArrowheads="1" noChangeAspect="1"/>
                     </pic:cNvPicPr>
                   </pic:nvPicPr>
                   <pic:blipFill>
-                    <a:blip r:embed="rId102"/>
+                    <a:blip r:embed="rId101"/>
                     <a:stretch>
                       <a:fillRect/>
                     </a:stretch>
@@ -7980,142 +7870,106 @@
         <w:rPr>
           <w:rtl/>
         </w:rPr>
-        <w:t xml:space="preserve">شکل ۴-۲۶: اثر ضخامت جداره، نسبت شعاعی R_o/R_i = ۱٫۲۵ / ۱٫۵ / ۲٫۰ (شعاع داخلیِ ثابتِ ۱ متر) ‏[L=2.1 m، N_L=7، W_GPL=0.3٪، e_m3=0.8604، τ*=0.15، P_i=50 MPa، دو سر ساده]</w:t>
-      </w:r>
-    </w:p>
-    <w:p>
-      <w:pPr>
-        <w:bidi/>
-      </w:pPr>
-      <w:r>
-        <w:rPr>
-          <w:rtl/>
-        </w:rPr>
-        <w:t xml:space="preserve">شکل ۴-۲۶ سه استوانه با نسبت شعاعیِ R_o/R_i = 1.25، 1.5 و 2.0 را مقایسه می‌کند (شعاع</w:t>
-      </w:r>
-      <w:r>
-        <w:rPr>
-          <w:rtl/>
-        </w:rPr>
-        <w:t xml:space="preserve"> </w:t>
-      </w:r>
-      <w:r>
-        <w:rPr>
-          <w:rtl/>
-        </w:rPr>
-        <w:t xml:space="preserve">داخلیِ ثابتِ ۱ متر؛ ضخامت جدارهٔ 0.25، 0.5 و 1.0 متر)؛ مقیاس زمانیِ هر یک با ضخامت</w:t>
-      </w:r>
-      <w:r>
-        <w:rPr>
-          <w:rtl/>
-        </w:rPr>
-        <w:t xml:space="preserve"> </w:t>
-      </w:r>
-      <w:r>
-        <w:rPr>
-          <w:rtl/>
-        </w:rPr>
-        <w:t xml:space="preserve">جدارهٔ خودش بی‌بعد می‌شود. جدارهٔ نازک (نسبت 1.25) به‌سرعت زیر عبور موج حرارتی قرار</w:t>
-      </w:r>
-      <w:r>
-        <w:rPr>
-          <w:rtl/>
-        </w:rPr>
-        <w:t xml:space="preserve"> </w:t>
-      </w:r>
-      <w:r>
-        <w:rPr>
-          <w:rtl/>
-        </w:rPr>
-        <w:t xml:space="preserve">می‌گیرد، پس سطح خارجی‌اش کاملاً گرم می‌شود (دمای خارجیِ 0.999)، اما ضخامت کوچک کرنش</w:t>
-      </w:r>
-      <w:r>
-        <w:rPr>
-          <w:rtl/>
-        </w:rPr>
-        <w:t xml:space="preserve"> </w:t>
-      </w:r>
-      <w:r>
-        <w:rPr>
-          <w:rtl/>
-        </w:rPr>
-        <w:t xml:space="preserve">حرارتی را متمرکز می‌کند و بزرگ‌ترین پاسخ مکانیکیِ این مطالعه را می‌سازد — تنش محیطیِ</w:t>
-      </w:r>
-      <w:r>
-        <w:rPr>
-          <w:rtl/>
-        </w:rPr>
-        <w:t xml:space="preserve"> </w:t>
-      </w:r>
-      <w:r>
-        <w:rPr>
-          <w:rtl/>
-        </w:rPr>
-        <w:t xml:space="preserve">سطح داخلیِ 4.017 و بیشینهٔ جابجاییِ 26.6. جدارهٔ ضخیم (نسبت 2.0) وارونه رفتار می‌کند:</w:t>
-      </w:r>
-      <w:r>
-        <w:rPr>
-          <w:rtl/>
-        </w:rPr>
-        <w:t xml:space="preserve"> </w:t>
-      </w:r>
-      <w:r>
-        <w:rPr>
-          <w:rtl/>
-        </w:rPr>
-        <w:t xml:space="preserve">در بازهٔ بررسی موج کاملاً عبور نمی‌کند، ناحیهٔ خارجی سردتر می‌ماند (دمای خارجیِ</w:t>
-      </w:r>
-      <w:r>
-        <w:rPr>
-          <w:rtl/>
-        </w:rPr>
-        <w:t xml:space="preserve"> </w:t>
-      </w:r>
-      <w:r>
-        <w:rPr>
-          <w:rtl/>
-        </w:rPr>
-        <w:t xml:space="preserve">0.740)، جابجایی به 2.66 فرومی‌ریزد و تنش محیطیِ سطح داخلی فشاری می‌شود (منفیِ 0.628)،</w:t>
-      </w:r>
-      <w:r>
-        <w:rPr>
-          <w:rtl/>
-        </w:rPr>
-        <w:t xml:space="preserve"> </w:t>
-      </w:r>
-      <w:r>
-        <w:rPr>
-          <w:rtl/>
-        </w:rPr>
-        <w:t xml:space="preserve">چون باندِ داخلیِ گرم به تودهٔ خارجیِ سرد و سفت فشار می‌آورد. پس ضخامت جداره اهرم</w:t>
-      </w:r>
-      <w:r>
-        <w:rPr>
-          <w:rtl/>
-        </w:rPr>
-        <w:t xml:space="preserve"> </w:t>
-      </w:r>
-      <w:r>
-        <w:rPr>
-          <w:rtl/>
-        </w:rPr>
-        <w:t xml:space="preserve">هندسی‌ای است که میان یک جدارهٔ نازکِ کوچک اما پرتنش و یک جدارهٔ ضخیمِ بزرگ اما کم‌تنش و</w:t>
-      </w:r>
-      <w:r>
-        <w:rPr>
-          <w:rtl/>
-        </w:rPr>
-        <w:t xml:space="preserve"> </w:t>
-      </w:r>
-      <w:r>
-        <w:rPr>
-          <w:rtl/>
-        </w:rPr>
-        <w:t xml:space="preserve">به‌شدت فشاری داد‌وستد می‌کند.</w:t>
-      </w:r>
-    </w:p>
-    <w:bookmarkEnd w:id="105"/>
-    <w:bookmarkStart w:id="109" w:name="پاسخ-به-شوک-حرارتی-گاوسی"/>
+        <w:t xml:space="preserve">شکل ۴-۲۶: اثر ضریب همرفتِ سطح خارجی h_c = ۱۰ / ۱۰۰ / ۱۰۰۰ وات بر مترمربع‌کلوین ‏[R_o/R_i=1.5، L=2.1 m، N_L=7، W_GPL=0.3٪، e_m3=0.8604، τ*=0.15، P_i=50 MPa، دو سر ساده]</w:t>
+      </w:r>
+    </w:p>
+    <w:p>
+      <w:pPr>
+        <w:bidi/>
+      </w:pPr>
+      <w:r>
+        <w:rPr>
+          <w:rtl/>
+        </w:rPr>
+        <w:t xml:space="preserve">شکل ۴-۲۶ اثر ضریب همرفت سطح خارجی را برای h_c = 10، 100 و 1000 وات بر مترمربع‌کلوین،</w:t>
+      </w:r>
+      <w:r>
+        <w:rPr>
+          <w:rtl/>
+        </w:rPr>
+        <w:t xml:space="preserve"> </w:t>
+      </w:r>
+      <w:r>
+        <w:rPr>
+          <w:rtl/>
+        </w:rPr>
+        <w:t xml:space="preserve">متناظر با اعداد بایوِ Bi = h_c h/k̄ ≈ 0.07 تا 6.6، بررسی می‌کند. با افزایش h_c سطح</w:t>
+      </w:r>
+      <w:r>
+        <w:rPr>
+          <w:rtl/>
+        </w:rPr>
+        <w:t xml:space="preserve"> </w:t>
+      </w:r>
+      <w:r>
+        <w:rPr>
+          <w:rtl/>
+        </w:rPr>
+        <w:t xml:space="preserve">خارجی از تقریباً بی‌دررو به یک چاهِ گرماییِ مؤثر بدل می‌شود: دمای سطح خارجی از 0.883</w:t>
+      </w:r>
+      <w:r>
+        <w:rPr>
+          <w:rtl/>
+        </w:rPr>
+        <w:t xml:space="preserve"> </w:t>
+      </w:r>
+      <w:r>
+        <w:rPr>
+          <w:rtl/>
+        </w:rPr>
+        <w:t xml:space="preserve">از راه 0.591 به 0.107، بیشینهٔ نقطهٔ میانی از 0.926 از راه 0.802 به 0.715، و تنش</w:t>
+      </w:r>
+      <w:r>
+        <w:rPr>
+          <w:rtl/>
+        </w:rPr>
+        <w:t xml:space="preserve"> </w:t>
+      </w:r>
+      <w:r>
+        <w:rPr>
+          <w:rtl/>
+        </w:rPr>
+        <w:t xml:space="preserve">محیطیِ سطح داخلی از 1.526 از راه 1.176 به 0.540 آرام می‌گیرد — چون آنچه تنش حرارتی</w:t>
+      </w:r>
+      <w:r>
+        <w:rPr>
+          <w:rtl/>
+        </w:rPr>
+        <w:t xml:space="preserve"> </w:t>
+      </w:r>
+      <w:r>
+        <w:rPr>
+          <w:rtl/>
+        </w:rPr>
+        <w:t xml:space="preserve">را تعیین می‌کند اختلاف دمای عرضِ‌جداره است نه تراز مطلق دما. پاسخ در کوچک‌ترین ضریب</w:t>
+      </w:r>
+      <w:r>
+        <w:rPr>
+          <w:rtl/>
+        </w:rPr>
+        <w:t xml:space="preserve"> </w:t>
+      </w:r>
+      <w:r>
+        <w:rPr>
+          <w:rtl/>
+        </w:rPr>
+        <w:t xml:space="preserve">تقریباً بی‌حساس به همرفت و در بزرگ‌ترین ضریب به‌شدت همرفت‌محور است، دو رژیم که باید در</w:t>
+      </w:r>
+      <w:r>
+        <w:rPr>
+          <w:rtl/>
+        </w:rPr>
+        <w:t xml:space="preserve"> </w:t>
+      </w:r>
+      <w:r>
+        <w:rPr>
+          <w:rtl/>
+        </w:rPr>
+        <w:t xml:space="preserve">طراحی از هم تفکیک شوند.</w:t>
+      </w:r>
+    </w:p>
+    <w:bookmarkEnd w:id="104"/>
+    <w:bookmarkStart w:id="108" w:name="اثر-ضخامت-جداره"/>
     <w:p>
       <w:pPr>
         <w:pStyle w:val="Heading2"/>
@@ -8125,7 +7979,7 @@
         <w:rPr>
           <w:rtl/>
         </w:rPr>
-        <w:t xml:space="preserve">۴-۱۷. پاسخ به شوک حرارتی گاوسی</w:t>
+        <w:t xml:space="preserve">۴-۱۶. اثر ضخامت جداره</w:t>
       </w:r>
     </w:p>
     <w:p>
@@ -8151,18 +8005,18 @@
           <wp:inline>
             <wp:extent cx="5334000" cy="3708431"/>
             <wp:effectExtent b="0" l="0" r="0" t="0"/>
-            <wp:docPr descr="شکل ۴-۲۷: پاسخ به شوک حرارتیِ گاوسی — لرد–شولمن در برابر فوریه ‏[R_o/R_i=1.5، L=2.1 m، N_L=7، W_GPL=0.3٪، e_m3=0.8604، P_i=50 MPa، دو سر ساده]" title="" id="107" name="Picture"/>
+            <wp:docPr descr="شکل ۴-۲۷: اثر ضخامت جداره، نسبت شعاعی R_o/R_i = ۱٫۲۵ / ۱٫۵ / ۲٫۰ (شعاع داخلیِ ثابتِ ۱ متر) ‏[L=2.1 m، N_L=7، W_GPL=0.3٪، e_m3=0.8604، τ*=0.15، P_i=50 MPa، دو سر ساده]" title="" id="106" name="Picture"/>
             <a:graphic>
               <a:graphicData uri="http://schemas.openxmlformats.org/drawingml/2006/picture">
                 <pic:pic>
                   <pic:nvPicPr>
-                    <pic:cNvPr descr="figures_ch4_color/M_gauss_shock.png" id="108" name="Picture"/>
+                    <pic:cNvPr descr="figures_ch4_color/K_thickness.png" id="107" name="Picture"/>
                     <pic:cNvPicPr>
                       <a:picLocks noChangeArrowheads="1" noChangeAspect="1"/>
                     </pic:cNvPicPr>
                   </pic:nvPicPr>
                   <pic:blipFill>
-                    <a:blip r:embed="rId106"/>
+                    <a:blip r:embed="rId105"/>
                     <a:stretch>
                       <a:fillRect/>
                     </a:stretch>
@@ -8198,130 +8052,142 @@
         <w:rPr>
           <w:rtl/>
         </w:rPr>
-        <w:t xml:space="preserve">شکل ۴-۲۷: پاسخ به شوک حرارتیِ گاوسی — لرد–شولمن در برابر فوریه ‏[R_o/R_i=1.5، L=2.1 m، N_L=7، W_GPL=0.3٪، e_m3=0.8604، P_i=50 MPa، دو سر ساده]</w:t>
-      </w:r>
-    </w:p>
-    <w:p>
-      <w:pPr>
-        <w:bidi/>
-      </w:pPr>
-      <w:r>
-        <w:rPr>
-          <w:rtl/>
-        </w:rPr>
-        <w:t xml:space="preserve">در این مطالعه شیبِ پایدار با یک تپِ کوتاهِ گاوسیِ دمای سطح داخلی جایگزین می‌شود و</w:t>
-      </w:r>
-      <w:r>
-        <w:rPr>
-          <w:rtl/>
-        </w:rPr>
-        <w:t xml:space="preserve"> </w:t>
-      </w:r>
-      <w:r>
-        <w:rPr>
-          <w:rtl/>
-        </w:rPr>
-        <w:t xml:space="preserve">پاسخ زیر دو نظریهٔ لرد–شولمن و فوریه مقایسه می‌گردد (شکل ۴-۲۷). این بارگذاری تفاوت</w:t>
-      </w:r>
-      <w:r>
-        <w:rPr>
-          <w:rtl/>
-        </w:rPr>
-        <w:t xml:space="preserve"> </w:t>
-      </w:r>
-      <w:r>
-        <w:rPr>
-          <w:rtl/>
-        </w:rPr>
-        <w:t xml:space="preserve">ذاتیِ انتقال موجی و پخشی را آشکار می‌کند: زیر هدایت فوریه، تپ زودتر، پخش‌شده و ضعیف</w:t>
-      </w:r>
-      <w:r>
-        <w:rPr>
-          <w:rtl/>
-        </w:rPr>
-        <w:t xml:space="preserve"> </w:t>
-      </w:r>
-      <w:r>
-        <w:rPr>
-          <w:rtl/>
-        </w:rPr>
-        <w:t xml:space="preserve">به میانهٔ ضخامت می‌رسد (بیشینهٔ 0.195 در Fo ≈ 0.18) و تا پایان بازه عملاً محو می‌شود.</w:t>
-      </w:r>
-      <w:r>
-        <w:rPr>
-          <w:rtl/>
-        </w:rPr>
-        <w:t xml:space="preserve"> </w:t>
-      </w:r>
-      <w:r>
-        <w:rPr>
-          <w:rtl/>
-        </w:rPr>
-        <w:t xml:space="preserve">زیر نظریهٔ لرد–شولمن، تپ به‌صورت یک بستهٔ موجیِ همدوس حرکت می‌کند: دیرتر می‌رسد</w:t>
-      </w:r>
-      <w:r>
-        <w:rPr>
-          <w:rtl/>
-        </w:rPr>
-        <w:t xml:space="preserve"> </w:t>
-      </w:r>
-      <w:r>
-        <w:rPr>
-          <w:rtl/>
-        </w:rPr>
-        <w:t xml:space="preserve">(Fo ≈ 0.31)، حدود دو‌ونیم برابر قوی‌تر است (بیشینهٔ 0.478) و نوسان‌های ماندگار پشت</w:t>
-      </w:r>
-      <w:r>
-        <w:rPr>
-          <w:rtl/>
-        </w:rPr>
-        <w:t xml:space="preserve"> </w:t>
-      </w:r>
-      <w:r>
-        <w:rPr>
-          <w:rtl/>
-        </w:rPr>
-        <w:t xml:space="preserve">سر می‌گذارد. حلِ لرد–شولمن پیشانیِ تیزِ صوت دوم را در حال</w:t>
-      </w:r>
-      <w:r>
-        <w:rPr>
-          <w:rtl/>
-        </w:rPr>
-        <w:t xml:space="preserve"> </w:t>
-      </w:r>
-      <w:r>
-        <w:rPr>
-          <w:rtl/>
-        </w:rPr>
-        <w:t xml:space="preserve">پیش‌روی در جداره نشان می‌دهند — روشن‌ترین امضای دیداریِ سرعت انتشار محدود. پس زیر</w:t>
-      </w:r>
-      <w:r>
-        <w:rPr>
-          <w:rtl/>
-        </w:rPr>
-        <w:t xml:space="preserve"> </w:t>
-      </w:r>
-      <w:r>
-        <w:rPr>
-          <w:rtl/>
-        </w:rPr>
-        <w:t xml:space="preserve">بارهای ضربه‌ای، نظریهٔ کلاسیک شدتِ گذرای حرارتی و در نتیجه مکانیکیِ شوک را به‌طور</w:t>
-      </w:r>
-      <w:r>
-        <w:rPr>
-          <w:rtl/>
-        </w:rPr>
-        <w:t xml:space="preserve"> </w:t>
-      </w:r>
-      <w:r>
-        <w:rPr>
-          <w:rtl/>
-        </w:rPr>
-        <w:t xml:space="preserve">چشمگیر کم‌برآورد می‌کند — استدلالی نیرومند به سود نظریهٔ تعمیم‌یافته.</w:t>
-      </w:r>
-    </w:p>
-    <w:bookmarkEnd w:id="109"/>
-    <w:bookmarkStart w:id="110" w:name="مقایسه-روشهای-انتگرالگیری-زمانی"/>
+        <w:t xml:space="preserve">شکل ۴-۲۷: اثر ضخامت جداره، نسبت شعاعی R_o/R_i = ۱٫۲۵ / ۱٫۵ / ۲٫۰ (شعاع داخلیِ ثابتِ ۱ متر) ‏[L=2.1 m، N_L=7، W_GPL=0.3٪، e_m3=0.8604، τ*=0.15، P_i=50 MPa، دو سر ساده]</w:t>
+      </w:r>
+    </w:p>
+    <w:p>
+      <w:pPr>
+        <w:bidi/>
+      </w:pPr>
+      <w:r>
+        <w:rPr>
+          <w:rtl/>
+        </w:rPr>
+        <w:t xml:space="preserve">شکل ۴-۲۷ سه استوانه با نسبت شعاعیِ R_o/R_i = 1.25، 1.5 و 2.0 را مقایسه می‌کند (شعاع</w:t>
+      </w:r>
+      <w:r>
+        <w:rPr>
+          <w:rtl/>
+        </w:rPr>
+        <w:t xml:space="preserve"> </w:t>
+      </w:r>
+      <w:r>
+        <w:rPr>
+          <w:rtl/>
+        </w:rPr>
+        <w:t xml:space="preserve">داخلیِ ثابتِ ۱ متر؛ ضخامت جدارهٔ 0.25، 0.5 و 1.0 متر)؛ مقیاس زمانیِ هر یک با ضخامت</w:t>
+      </w:r>
+      <w:r>
+        <w:rPr>
+          <w:rtl/>
+        </w:rPr>
+        <w:t xml:space="preserve"> </w:t>
+      </w:r>
+      <w:r>
+        <w:rPr>
+          <w:rtl/>
+        </w:rPr>
+        <w:t xml:space="preserve">جدارهٔ خودش بی‌بعد می‌شود. جدارهٔ نازک (نسبت 1.25) به‌سرعت زیر عبور موج حرارتی قرار</w:t>
+      </w:r>
+      <w:r>
+        <w:rPr>
+          <w:rtl/>
+        </w:rPr>
+        <w:t xml:space="preserve"> </w:t>
+      </w:r>
+      <w:r>
+        <w:rPr>
+          <w:rtl/>
+        </w:rPr>
+        <w:t xml:space="preserve">می‌گیرد، پس سطح خارجی‌اش کاملاً گرم می‌شود (دمای خارجیِ 0.999)، اما ضخامت کوچک کرنش</w:t>
+      </w:r>
+      <w:r>
+        <w:rPr>
+          <w:rtl/>
+        </w:rPr>
+        <w:t xml:space="preserve"> </w:t>
+      </w:r>
+      <w:r>
+        <w:rPr>
+          <w:rtl/>
+        </w:rPr>
+        <w:t xml:space="preserve">حرارتی را متمرکز می‌کند و بزرگ‌ترین پاسخ مکانیکیِ این مطالعه را می‌سازد — تنش محیطیِ</w:t>
+      </w:r>
+      <w:r>
+        <w:rPr>
+          <w:rtl/>
+        </w:rPr>
+        <w:t xml:space="preserve"> </w:t>
+      </w:r>
+      <w:r>
+        <w:rPr>
+          <w:rtl/>
+        </w:rPr>
+        <w:t xml:space="preserve">سطح داخلیِ 4.017 و بیشینهٔ جابجاییِ 26.6. جدارهٔ ضخیم (نسبت 2.0) وارونه رفتار می‌کند:</w:t>
+      </w:r>
+      <w:r>
+        <w:rPr>
+          <w:rtl/>
+        </w:rPr>
+        <w:t xml:space="preserve"> </w:t>
+      </w:r>
+      <w:r>
+        <w:rPr>
+          <w:rtl/>
+        </w:rPr>
+        <w:t xml:space="preserve">در بازهٔ بررسی موج کاملاً عبور نمی‌کند، ناحیهٔ خارجی سردتر می‌ماند (دمای خارجیِ</w:t>
+      </w:r>
+      <w:r>
+        <w:rPr>
+          <w:rtl/>
+        </w:rPr>
+        <w:t xml:space="preserve"> </w:t>
+      </w:r>
+      <w:r>
+        <w:rPr>
+          <w:rtl/>
+        </w:rPr>
+        <w:t xml:space="preserve">0.740)، جابجایی به 2.66 فرومی‌ریزد و تنش محیطیِ سطح داخلی فشاری می‌شود (منفیِ 0.628)،</w:t>
+      </w:r>
+      <w:r>
+        <w:rPr>
+          <w:rtl/>
+        </w:rPr>
+        <w:t xml:space="preserve"> </w:t>
+      </w:r>
+      <w:r>
+        <w:rPr>
+          <w:rtl/>
+        </w:rPr>
+        <w:t xml:space="preserve">چون باندِ داخلیِ گرم به تودهٔ خارجیِ سرد و سفت فشار می‌آورد. پس ضخامت جداره اهرم</w:t>
+      </w:r>
+      <w:r>
+        <w:rPr>
+          <w:rtl/>
+        </w:rPr>
+        <w:t xml:space="preserve"> </w:t>
+      </w:r>
+      <w:r>
+        <w:rPr>
+          <w:rtl/>
+        </w:rPr>
+        <w:t xml:space="preserve">هندسی‌ای است که میان یک جدارهٔ نازکِ کوچک اما پرتنش و یک جدارهٔ ضخیمِ بزرگ اما کم‌تنش و</w:t>
+      </w:r>
+      <w:r>
+        <w:rPr>
+          <w:rtl/>
+        </w:rPr>
+        <w:t xml:space="preserve"> </w:t>
+      </w:r>
+      <w:r>
+        <w:rPr>
+          <w:rtl/>
+        </w:rPr>
+        <w:t xml:space="preserve">به‌شدت فشاری داد‌وستد می‌کند.</w:t>
+      </w:r>
+    </w:p>
+    <w:bookmarkEnd w:id="108"/>
+    <w:bookmarkStart w:id="112" w:name="پاسخ-به-شوک-حرارتی-گاوسی"/>
     <w:p>
       <w:pPr>
         <w:pStyle w:val="Heading2"/>
@@ -8331,665 +8197,7 @@
         <w:rPr>
           <w:rtl/>
         </w:rPr>
-        <w:t xml:space="preserve">۴-۱۸. مقایسهٔ روش‌های انتگرال‌گیری زمانی</w:t>
-      </w:r>
-    </w:p>
-    <w:p>
-      <w:pPr>
-        <w:bidi/>
-      </w:pPr>
-      <w:r>
-        <w:rPr>
-          <w:rtl/>
-        </w:rPr>
-        <w:t xml:space="preserve">برای جای‌دادن طرح نیومارکِ این پایان‌نامه، پنج انتگرال‌گیر زمانیِ جایگزین بر همان</w:t>
-      </w:r>
-      <w:r>
-        <w:rPr>
-          <w:rtl/>
-        </w:rPr>
-        <w:t xml:space="preserve"> </w:t>
-      </w:r>
-      <w:r>
-        <w:rPr>
-          <w:rtl/>
-        </w:rPr>
-        <w:t xml:space="preserve">مسئلهٔ محکِ یکسان (هدایتِ گذرا با حل دقیقِ معلوم؛ معیار خطا: بیشینهٔ خطای دما در</w:t>
-      </w:r>
-      <w:r>
-        <w:rPr>
-          <w:rtl/>
-        </w:rPr>
-        <w:t xml:space="preserve"> </w:t>
-      </w:r>
-      <w:r>
-        <w:rPr>
-          <w:rtl/>
-        </w:rPr>
-        <w:t xml:space="preserve">t = 10 ثانیه) اجرا شدند. نتایج در جدول ۴-۷ خلاصه شده‌اند.</w:t>
-      </w:r>
-    </w:p>
-    <w:p>
-      <w:pPr>
-        <w:bidi/>
-      </w:pPr>
-      <w:r>
-        <w:rPr>
-          <w:b/>
-          <w:bCs/>
-          <w:rtl/>
-        </w:rPr>
-        <w:t xml:space="preserve">جدول ۴-۷: مقایسهٔ روش‌های انتگرال‌گیری زمانی بر دستگاه مکانیِ یکسان.</w:t>
-      </w:r>
-    </w:p>
-    <w:tbl>
-      <w:tblPr>
-        <w:tblStyle w:val="Table"/>
-        <w:tblW w:type="auto" w:w="0"/>
-        <w:tblLook w:firstRow="1" w:lastRow="0" w:firstColumn="0" w:lastColumn="0" w:noHBand="0" w:noVBand="0" w:val="0020"/>
-      </w:tblPr>
-      <w:tblGrid>
-        <w:gridCol w:w="2640"/>
-        <w:gridCol w:w="2640"/>
-        <w:gridCol w:w="2640"/>
-      </w:tblGrid>
-      <w:tr>
-        <w:trPr>
-          <w:tblHeader w:val="on"/>
-        </w:trPr>
-        <w:tc>
-          <w:tcPr/>
-          <w:p>
-            <w:pPr>
-              <w:pStyle w:val="Compact"/>
-              <w:bidi/>
-            </w:pPr>
-            <w:r>
-              <w:rPr>
-                <w:rtl/>
-              </w:rPr>
-              <w:t xml:space="preserve">روش</w:t>
-            </w:r>
-          </w:p>
-        </w:tc>
-        <w:tc>
-          <w:tcPr/>
-          <w:p>
-            <w:pPr>
-              <w:pStyle w:val="Compact"/>
-              <w:bidi/>
-            </w:pPr>
-            <w:r>
-              <w:rPr>
-                <w:rtl/>
-              </w:rPr>
-              <w:t xml:space="preserve">بیشینهٔ خطا (کلوین)</w:t>
-            </w:r>
-          </w:p>
-        </w:tc>
-        <w:tc>
-          <w:tcPr/>
-          <w:p>
-            <w:pPr>
-              <w:pStyle w:val="Compact"/>
-              <w:bidi/>
-            </w:pPr>
-            <w:r>
-              <w:rPr>
-                <w:rtl/>
-              </w:rPr>
-              <w:t xml:space="preserve">زمان محاسبه (ثانیه)</w:t>
-            </w:r>
-          </w:p>
-        </w:tc>
-      </w:tr>
-      <w:tr>
-        <w:tc>
-          <w:tcPr/>
-          <w:p>
-            <w:pPr>
-              <w:pStyle w:val="Compact"/>
-              <w:bidi/>
-            </w:pPr>
-            <w:r>
-              <w:rPr>
-                <w:rtl/>
-              </w:rPr>
-              <w:t xml:space="preserve">نیومارک (δ=½, β=¼)</w:t>
-            </w:r>
-          </w:p>
-        </w:tc>
-        <w:tc>
-          <w:tcPr/>
-          <w:p>
-            <w:pPr>
-              <w:pStyle w:val="Compact"/>
-              <w:bidi/>
-            </w:pPr>
-            <w:r>
-              <w:rPr>
-                <w:rtl/>
-              </w:rPr>
-              <w:t xml:space="preserve">0.0032</w:t>
-            </w:r>
-          </w:p>
-        </w:tc>
-        <w:tc>
-          <w:tcPr/>
-          <w:p>
-            <w:pPr>
-              <w:pStyle w:val="Compact"/>
-              <w:bidi/>
-            </w:pPr>
-            <w:r>
-              <w:rPr>
-                <w:rtl/>
-              </w:rPr>
-              <w:t xml:space="preserve">0.33</w:t>
-            </w:r>
-          </w:p>
-        </w:tc>
-      </w:tr>
-      <w:tr>
-        <w:tc>
-          <w:tcPr/>
-          <w:p>
-            <w:pPr>
-              <w:pStyle w:val="Compact"/>
-              <w:bidi/>
-            </w:pPr>
-            <w:r>
-              <w:rPr>
-                <w:rtl/>
-              </w:rPr>
-              <w:t xml:space="preserve">ویلسون-θ (θ=1.4)</w:t>
-            </w:r>
-          </w:p>
-        </w:tc>
-        <w:tc>
-          <w:tcPr/>
-          <w:p>
-            <w:pPr>
-              <w:pStyle w:val="Compact"/>
-              <w:bidi/>
-            </w:pPr>
-            <w:r>
-              <w:rPr>
-                <w:rtl/>
-              </w:rPr>
-              <w:t xml:space="preserve">0.0164</w:t>
-            </w:r>
-          </w:p>
-        </w:tc>
-        <w:tc>
-          <w:tcPr/>
-          <w:p>
-            <w:pPr>
-              <w:pStyle w:val="Compact"/>
-              <w:bidi/>
-            </w:pPr>
-            <w:r>
-              <w:rPr>
-                <w:rtl/>
-              </w:rPr>
-              <w:t xml:space="preserve">0.19</w:t>
-            </w:r>
-          </w:p>
-        </w:tc>
-      </w:tr>
-      <w:tr>
-        <w:tc>
-          <w:tcPr/>
-          <w:p>
-            <w:pPr>
-              <w:pStyle w:val="Compact"/>
-              <w:bidi/>
-            </w:pPr>
-            <w:r>
-              <w:rPr>
-                <w:rtl/>
-              </w:rPr>
-              <w:t xml:space="preserve">هوبولت</w:t>
-            </w:r>
-          </w:p>
-        </w:tc>
-        <w:tc>
-          <w:tcPr/>
-          <w:p>
-            <w:pPr>
-              <w:pStyle w:val="Compact"/>
-              <w:bidi/>
-            </w:pPr>
-            <w:r>
-              <w:rPr>
-                <w:rtl/>
-              </w:rPr>
-              <w:t xml:space="preserve">0.0025</w:t>
-            </w:r>
-          </w:p>
-        </w:tc>
-        <w:tc>
-          <w:tcPr/>
-          <w:p>
-            <w:pPr>
-              <w:pStyle w:val="Compact"/>
-              <w:bidi/>
-            </w:pPr>
-            <w:r>
-              <w:rPr>
-                <w:rtl/>
-              </w:rPr>
-              <w:t xml:space="preserve">0.24</w:t>
-            </w:r>
-          </w:p>
-        </w:tc>
-      </w:tr>
-      <w:tr>
-        <w:tc>
-          <w:tcPr/>
-          <w:p>
-            <w:pPr>
-              <w:pStyle w:val="Compact"/>
-              <w:bidi/>
-            </w:pPr>
-            <w:r>
-              <w:rPr>
-                <w:rtl/>
-              </w:rPr>
-              <w:t xml:space="preserve">HHT-α (α=−0.1)</w:t>
-            </w:r>
-          </w:p>
-        </w:tc>
-        <w:tc>
-          <w:tcPr/>
-          <w:p>
-            <w:pPr>
-              <w:pStyle w:val="Compact"/>
-              <w:bidi/>
-            </w:pPr>
-            <w:r>
-              <w:rPr>
-                <w:rtl/>
-              </w:rPr>
-              <w:t xml:space="preserve">0.0033</w:t>
-            </w:r>
-          </w:p>
-        </w:tc>
-        <w:tc>
-          <w:tcPr/>
-          <w:p>
-            <w:pPr>
-              <w:pStyle w:val="Compact"/>
-              <w:bidi/>
-            </w:pPr>
-            <w:r>
-              <w:rPr>
-                <w:rtl/>
-              </w:rPr>
-              <w:t xml:space="preserve">0.29</w:t>
-            </w:r>
-          </w:p>
-        </w:tc>
-      </w:tr>
-      <w:tr>
-        <w:tc>
-          <w:tcPr/>
-          <w:p>
-            <w:pPr>
-              <w:pStyle w:val="Compact"/>
-              <w:bidi/>
-            </w:pPr>
-            <w:r>
-              <w:rPr>
-                <w:rtl/>
-              </w:rPr>
-              <w:t xml:space="preserve">ode15s (BDF وفقی)</w:t>
-            </w:r>
-          </w:p>
-        </w:tc>
-        <w:tc>
-          <w:tcPr/>
-          <w:p>
-            <w:pPr>
-              <w:pStyle w:val="Compact"/>
-              <w:bidi/>
-            </w:pPr>
-            <w:r>
-              <w:rPr>
-                <w:rtl/>
-              </w:rPr>
-              <w:t xml:space="preserve">0.0003</w:t>
-            </w:r>
-          </w:p>
-        </w:tc>
-        <w:tc>
-          <w:tcPr/>
-          <w:p>
-            <w:pPr>
-              <w:pStyle w:val="Compact"/>
-              <w:bidi/>
-            </w:pPr>
-            <w:r>
-              <w:rPr>
-                <w:rtl/>
-              </w:rPr>
-              <w:t xml:space="preserve">2.57</w:t>
-            </w:r>
-          </w:p>
-        </w:tc>
-      </w:tr>
-      <w:tr>
-        <w:tc>
-          <w:tcPr/>
-          <w:p>
-            <w:pPr>
-              <w:pStyle w:val="Compact"/>
-              <w:bidi/>
-            </w:pPr>
-            <w:r>
-              <w:rPr>
-                <w:rtl/>
-              </w:rPr>
-              <w:t xml:space="preserve">لاپلاس-دوربین (زیرسیستم حرارتی)</w:t>
-            </w:r>
-          </w:p>
-        </w:tc>
-        <w:tc>
-          <w:tcPr/>
-          <w:p>
-            <w:pPr>
-              <w:pStyle w:val="Compact"/>
-              <w:bidi/>
-            </w:pPr>
-            <w:r>
-              <w:rPr>
-                <w:rtl/>
-              </w:rPr>
-              <w:t xml:space="preserve">0.137</w:t>
-            </w:r>
-          </w:p>
-        </w:tc>
-        <w:tc>
-          <w:tcPr/>
-          <w:p>
-            <w:pPr>
-              <w:pStyle w:val="Compact"/>
-              <w:bidi/>
-            </w:pPr>
-            <w:r>
-              <w:rPr>
-                <w:rtl/>
-              </w:rPr>
-              <w:t xml:space="preserve">193</w:t>
-            </w:r>
-          </w:p>
-        </w:tc>
-      </w:tr>
-    </w:tbl>
-    <w:p>
-      <w:pPr>
-        <w:bidi/>
-      </w:pPr>
-      <w:r>
-        <w:rPr>
-          <w:rtl/>
-        </w:rPr>
-        <w:t xml:space="preserve">نیومارک، هوبولت و HHT-α در گام زمانی برابر عملاً هم‌دقت‌اند؛ ویلسون-θ به‌سبب میرایی</w:t>
-      </w:r>
-      <w:r>
-        <w:rPr>
-          <w:rtl/>
-        </w:rPr>
-        <w:t xml:space="preserve"> </w:t>
-      </w:r>
-      <w:r>
-        <w:rPr>
-          <w:rtl/>
-        </w:rPr>
-        <w:t xml:space="preserve">عددیِ اضافی حدود پنج برابر خطای بیشتر می‌پذیرد؛ حل‌گر سختِ وفقیِ ode15s حدود ده برابر</w:t>
-      </w:r>
-      <w:r>
-        <w:rPr>
-          <w:rtl/>
-        </w:rPr>
-        <w:t xml:space="preserve"> </w:t>
-      </w:r>
-      <w:r>
-        <w:rPr>
-          <w:rtl/>
-        </w:rPr>
-        <w:t xml:space="preserve">دقیق‌تر اما هشت برابر پرهزینه‌تر است؛ و مسیر تبدیل لاپلاس با وارون‌سازیِ عددیِ دوربین</w:t>
-      </w:r>
-      <w:r>
-        <w:rPr>
-          <w:rtl/>
-        </w:rPr>
-        <w:t xml:space="preserve"> </w:t>
-      </w:r>
-      <w:r>
-        <w:rPr>
-          <w:rtl/>
-        </w:rPr>
-        <w:t xml:space="preserve">سه مرتبهٔ بزرگی کندتر است. نتیجه‌ای روش‌شناختی نیز پدید آمد: تبدیل لاپلاس را نمی‌توان</w:t>
-      </w:r>
-      <w:r>
-        <w:rPr>
-          <w:rtl/>
-        </w:rPr>
-        <w:t xml:space="preserve"> </w:t>
-      </w:r>
-      <w:r>
-        <w:rPr>
-          <w:rtl/>
-        </w:rPr>
-        <w:t xml:space="preserve">بر دستگاه کاملاً ممزوجِ این مسئله اعمال کرد، زیرا قطب‌های کشسانِ نامیرای عملگر ممزوج</w:t>
-      </w:r>
-      <w:r>
-        <w:rPr>
-          <w:rtl/>
-        </w:rPr>
-        <w:t xml:space="preserve"> </w:t>
-      </w:r>
-      <w:r>
-        <w:rPr>
-          <w:rtl/>
-        </w:rPr>
-        <w:t xml:space="preserve">دقیقاً بر پربندِ وارون‌سازی می‌نشینند — که چرایی کاربردِ روش‌های تبدیلی در پیشینه را</w:t>
-      </w:r>
-      <w:r>
-        <w:rPr>
-          <w:rtl/>
-        </w:rPr>
-        <w:t xml:space="preserve"> </w:t>
-      </w:r>
-      <w:r>
-        <w:rPr>
-          <w:rtl/>
-        </w:rPr>
-        <w:t xml:space="preserve">فقط برای زیرسیستم‌های حرارتی توضیح می‌دهد. این مقایسهٔ اندازه‌گیری‌شده انتخابِ روش</w:t>
-      </w:r>
-      <w:r>
-        <w:rPr>
-          <w:rtl/>
-        </w:rPr>
-        <w:t xml:space="preserve"> </w:t>
-      </w:r>
-      <w:r>
-        <w:rPr>
-          <w:rtl/>
-        </w:rPr>
-        <w:t xml:space="preserve">نیومارک را برای همهٔ اجراهای تولیدیِ این پایان‌نامه موجه می‌سازد.</w:t>
-      </w:r>
-    </w:p>
-    <w:bookmarkEnd w:id="110"/>
-    <w:bookmarkStart w:id="111" w:name="مقایسه-روشهای-گسستهسازی-مکانی"/>
-    <w:p>
-      <w:pPr>
-        <w:pStyle w:val="Heading2"/>
-        <w:bidi/>
-      </w:pPr>
-      <w:r>
-        <w:rPr>
-          <w:rtl/>
-        </w:rPr>
-        <w:t xml:space="preserve">۴-۱۹. مقایسهٔ روش‌های گسسته‌سازی مکانی</w:t>
-      </w:r>
-    </w:p>
-    <w:p>
-      <w:pPr>
-        <w:bidi/>
-      </w:pPr>
-      <w:r>
-        <w:rPr>
-          <w:rtl/>
-        </w:rPr>
-        <w:t xml:space="preserve">چهار گسسته‌سازیِ مکانی — مربعات تفاضلی با شبکه‌های چبیشف و یکنواخت، تفاضل محدودِ مرتبهٔ</w:t>
-      </w:r>
-      <w:r>
-        <w:rPr>
-          <w:rtl/>
-        </w:rPr>
-        <w:t xml:space="preserve"> </w:t>
-      </w:r>
-      <w:r>
-        <w:rPr>
-          <w:rtl/>
-        </w:rPr>
-        <w:t xml:space="preserve">دوم، و اجزای محدود با المان‌های خطی و درجه‌دو (فرمول‌بندی گالرکین با ماتریس‌های سازگار) —</w:t>
-      </w:r>
-      <w:r>
-        <w:rPr>
-          <w:rtl/>
-        </w:rPr>
-        <w:t xml:space="preserve"> </w:t>
-      </w:r>
-      <w:r>
-        <w:rPr>
-          <w:rtl/>
-        </w:rPr>
-        <w:t xml:space="preserve">بر مسئلهٔ هدایتِ گذرا با حل سریِ دقیقِ بسل و با پیش‌روی زمانیِ نیومارکِ یکسان مقایسه</w:t>
-      </w:r>
-      <w:r>
-        <w:rPr>
-          <w:rtl/>
-        </w:rPr>
-        <w:t xml:space="preserve"> </w:t>
-      </w:r>
-      <w:r>
-        <w:rPr>
-          <w:rtl/>
-        </w:rPr>
-        <w:t xml:space="preserve">می‌شوند. تعداد نقاطِ لازم برای رسیدن خطای هر روش به کفِ خطای گام زمانی چنین است: حدود</w:t>
-      </w:r>
-      <w:r>
-        <w:rPr>
-          <w:rtl/>
-        </w:rPr>
-        <w:t xml:space="preserve"> </w:t>
-      </w:r>
-      <w:r>
-        <w:rPr>
-          <w:rtl/>
-        </w:rPr>
-        <w:t xml:space="preserve">۹ تا ۱۱ برای مربعات تفاضلی، حدود ۲۱ برای اجزای محدودِ درجه‌دو، و حدود ۱۶۱ برای اجزای</w:t>
-      </w:r>
-      <w:r>
-        <w:rPr>
-          <w:rtl/>
-        </w:rPr>
-        <w:t xml:space="preserve"> </w:t>
-      </w:r>
-      <w:r>
-        <w:rPr>
-          <w:rtl/>
-        </w:rPr>
-        <w:t xml:space="preserve">محدودِ خطی و تفاضل محدود. منحنی‌های FEMِ خطی و FDM با شیب منفیِ ۲ منطبق‌اند؛ FEMِ</w:t>
-      </w:r>
-      <w:r>
-        <w:rPr>
-          <w:rtl/>
-        </w:rPr>
-        <w:t xml:space="preserve"> </w:t>
-      </w:r>
-      <w:r>
-        <w:rPr>
-          <w:rtl/>
-        </w:rPr>
-        <w:t xml:space="preserve">درجه‌دو در هر گام ریزسازی حدود یک مرتبهٔ بزرگی بهبود می‌یابد؛ و خطای DQM تا کفِ زمانی</w:t>
-      </w:r>
-      <w:r>
-        <w:rPr>
-          <w:rtl/>
-        </w:rPr>
-        <w:t xml:space="preserve"> </w:t>
-      </w:r>
-      <w:r>
-        <w:rPr>
-          <w:rtl/>
-        </w:rPr>
-        <w:t xml:space="preserve">شبه‌نمایی افت می‌کند. در دقت برابر، دستگاه DQM حدود پانزده برابر کوچک‌تر در هر راستا —</w:t>
-      </w:r>
-      <w:r>
-        <w:rPr>
-          <w:rtl/>
-        </w:rPr>
-        <w:t xml:space="preserve"> </w:t>
-      </w:r>
-      <w:r>
-        <w:rPr>
-          <w:rtl/>
-        </w:rPr>
-        <w:t xml:space="preserve">و به توان دو در صفحهٔ (r,z) — است، که توجیه کمّیِ انتخاب مربعات تفاضلیِ لایه‌ایِ این</w:t>
-      </w:r>
-      <w:r>
-        <w:rPr>
-          <w:rtl/>
-        </w:rPr>
-        <w:t xml:space="preserve"> </w:t>
-      </w:r>
-      <w:r>
-        <w:rPr>
-          <w:rtl/>
-        </w:rPr>
-        <w:t xml:space="preserve">پایان‌نامه است و کاملاً با مطالعهٔ همگراییِ بخش ۴-۳ سازگار است، جایی که تعداد اندکی</w:t>
-      </w:r>
-      <w:r>
-        <w:rPr>
-          <w:rtl/>
-        </w:rPr>
-        <w:t xml:space="preserve"> </w:t>
-      </w:r>
-      <w:r>
-        <w:rPr>
-          <w:rtl/>
-        </w:rPr>
-        <w:t xml:space="preserve">نقطهٔ شعاعی دقتِ سه‌رقمی داد. افزودنِ دو فرمول‌بندیِ گالرکینِ اجزای محدود به این مقایسه</w:t>
-      </w:r>
-      <w:r>
-        <w:rPr>
-          <w:rtl/>
-        </w:rPr>
-        <w:t xml:space="preserve"> </w:t>
-      </w:r>
-      <w:r>
-        <w:rPr>
-          <w:rtl/>
-        </w:rPr>
-        <w:t xml:space="preserve">از توسعه‌های این کار بر پژوهش‌های پیشینِ مشابه است.</w:t>
-      </w:r>
-    </w:p>
-    <w:bookmarkEnd w:id="111"/>
-    <w:bookmarkStart w:id="115" w:name="Xf9934a6e1411b18b38d65a0fc417b4ad0d30b99"/>
-    <w:p>
-      <w:pPr>
-        <w:pStyle w:val="Heading2"/>
-        <w:bidi/>
-      </w:pPr>
-      <w:r>
-        <w:rPr>
-          <w:rtl/>
-        </w:rPr>
-        <w:t xml:space="preserve">۴-۲۰. مقایسهٔ نظریه‌های ترموالاستیسیتهٔ تعمیم‌یافته</w:t>
+        <w:t xml:space="preserve">۴-۱۷. پاسخ به شوک حرارتی گاوسی</w:t>
       </w:r>
     </w:p>
     <w:p>
@@ -9015,18 +8223,18 @@
           <wp:inline>
             <wp:extent cx="5334000" cy="3708431"/>
             <wp:effectExtent b="0" l="0" r="0" t="0"/>
-            <wp:docPr descr="شکل ۴-۲۸: مقایسهٔ نظریه‌های ترموالاستیسیتهٔ تعمیم‌یافته — فوریه، لرد–شولمن، تأخیر دوفازی و گرین–نگدی نوع سوم ‏[R_o/R_i=1.5، L=2.1 m، N_L=7، W_GPL=0.3٪، e_m3=0.8604، τ*=0.15، P_i=50 MPa، دو سر ساده]" title="" id="113" name="Picture"/>
+            <wp:docPr descr="شکل ۴-۲۸: پاسخ به شوک حرارتیِ گاوسی — لرد–شولمن در برابر فوریه ‏[R_o/R_i=1.5، L=2.1 m، N_L=7، W_GPL=0.3٪، e_m3=0.8604، P_i=50 MPa، دو سر ساده]" title="" id="110" name="Picture"/>
             <a:graphic>
               <a:graphicData uri="http://schemas.openxmlformats.org/drawingml/2006/picture">
                 <pic:pic>
                   <pic:nvPicPr>
-                    <pic:cNvPr descr="figures_ch4_color/T3_theories.png" id="114" name="Picture"/>
+                    <pic:cNvPr descr="figures_ch4_color/M_gauss_shock.png" id="111" name="Picture"/>
                     <pic:cNvPicPr>
                       <a:picLocks noChangeArrowheads="1" noChangeAspect="1"/>
                     </pic:cNvPicPr>
                   </pic:nvPicPr>
                   <pic:blipFill>
-                    <a:blip r:embed="rId112"/>
+                    <a:blip r:embed="rId109"/>
                     <a:stretch>
                       <a:fillRect/>
                     </a:stretch>
@@ -9062,7 +8270,940 @@
         <w:rPr>
           <w:rtl/>
         </w:rPr>
-        <w:t xml:space="preserve">شکل ۴-۲۸: مقایسهٔ نظریه‌های ترموالاستیسیتهٔ تعمیم‌یافته — فوریه، لرد–شولمن، تأخیر دوفازی و گرین–نگدی نوع سوم ‏[R_o/R_i=1.5، L=2.1 m، N_L=7، W_GPL=0.3٪، e_m3=0.8604، τ*=0.15، P_i=50 MPa، دو سر ساده]</w:t>
+        <w:t xml:space="preserve">شکل ۴-۲۸: پاسخ به شوک حرارتیِ گاوسی — لرد–شولمن در برابر فوریه ‏[R_o/R_i=1.5، L=2.1 m، N_L=7، W_GPL=0.3٪، e_m3=0.8604، P_i=50 MPa، دو سر ساده]</w:t>
+      </w:r>
+    </w:p>
+    <w:p>
+      <w:pPr>
+        <w:bidi/>
+      </w:pPr>
+      <w:r>
+        <w:rPr>
+          <w:rtl/>
+        </w:rPr>
+        <w:t xml:space="preserve">در این مطالعه شیبِ پایدار با یک تپِ کوتاهِ گاوسیِ دمای سطح داخلی جایگزین می‌شود و</w:t>
+      </w:r>
+      <w:r>
+        <w:rPr>
+          <w:rtl/>
+        </w:rPr>
+        <w:t xml:space="preserve"> </w:t>
+      </w:r>
+      <w:r>
+        <w:rPr>
+          <w:rtl/>
+        </w:rPr>
+        <w:t xml:space="preserve">پاسخ زیر دو نظریهٔ لرد–شولمن و فوریه مقایسه می‌گردد (شکل ۴-۲۸). این بارگذاری تفاوت</w:t>
+      </w:r>
+      <w:r>
+        <w:rPr>
+          <w:rtl/>
+        </w:rPr>
+        <w:t xml:space="preserve"> </w:t>
+      </w:r>
+      <w:r>
+        <w:rPr>
+          <w:rtl/>
+        </w:rPr>
+        <w:t xml:space="preserve">ذاتیِ انتقال موجی و پخشی را آشکار می‌کند: زیر هدایت فوریه، تپ زودتر، پخش‌شده و ضعیف</w:t>
+      </w:r>
+      <w:r>
+        <w:rPr>
+          <w:rtl/>
+        </w:rPr>
+        <w:t xml:space="preserve"> </w:t>
+      </w:r>
+      <w:r>
+        <w:rPr>
+          <w:rtl/>
+        </w:rPr>
+        <w:t xml:space="preserve">به میانهٔ ضخامت می‌رسد (بیشینهٔ 0.195 در Fo ≈ 0.18) و تا پایان بازه عملاً محو می‌شود.</w:t>
+      </w:r>
+      <w:r>
+        <w:rPr>
+          <w:rtl/>
+        </w:rPr>
+        <w:t xml:space="preserve"> </w:t>
+      </w:r>
+      <w:r>
+        <w:rPr>
+          <w:rtl/>
+        </w:rPr>
+        <w:t xml:space="preserve">زیر نظریهٔ لرد–شولمن، تپ به‌صورت یک بستهٔ موجیِ همدوس حرکت می‌کند: دیرتر می‌رسد</w:t>
+      </w:r>
+      <w:r>
+        <w:rPr>
+          <w:rtl/>
+        </w:rPr>
+        <w:t xml:space="preserve"> </w:t>
+      </w:r>
+      <w:r>
+        <w:rPr>
+          <w:rtl/>
+        </w:rPr>
+        <w:t xml:space="preserve">(Fo ≈ 0.31)، حدود دو‌ونیم برابر قوی‌تر است (بیشینهٔ 0.478) و نوسان‌های ماندگار پشت</w:t>
+      </w:r>
+      <w:r>
+        <w:rPr>
+          <w:rtl/>
+        </w:rPr>
+        <w:t xml:space="preserve"> </w:t>
+      </w:r>
+      <w:r>
+        <w:rPr>
+          <w:rtl/>
+        </w:rPr>
+        <w:t xml:space="preserve">سر می‌گذارد. حلِ لرد–شولمن پیشانیِ تیزِ صوت دوم را در حال</w:t>
+      </w:r>
+      <w:r>
+        <w:rPr>
+          <w:rtl/>
+        </w:rPr>
+        <w:t xml:space="preserve"> </w:t>
+      </w:r>
+      <w:r>
+        <w:rPr>
+          <w:rtl/>
+        </w:rPr>
+        <w:t xml:space="preserve">پیش‌روی در جداره نشان می‌دهند — روشن‌ترین امضای دیداریِ سرعت انتشار محدود. پس زیر</w:t>
+      </w:r>
+      <w:r>
+        <w:rPr>
+          <w:rtl/>
+        </w:rPr>
+        <w:t xml:space="preserve"> </w:t>
+      </w:r>
+      <w:r>
+        <w:rPr>
+          <w:rtl/>
+        </w:rPr>
+        <w:t xml:space="preserve">بارهای ضربه‌ای، نظریهٔ کلاسیک شدتِ گذرای حرارتی و در نتیجه مکانیکیِ شوک را به‌طور</w:t>
+      </w:r>
+      <w:r>
+        <w:rPr>
+          <w:rtl/>
+        </w:rPr>
+        <w:t xml:space="preserve"> </w:t>
+      </w:r>
+      <w:r>
+        <w:rPr>
+          <w:rtl/>
+        </w:rPr>
+        <w:t xml:space="preserve">چشمگیر کم‌برآورد می‌کند — استدلالی نیرومند به سود نظریهٔ تعمیم‌یافته.</w:t>
+      </w:r>
+    </w:p>
+    <w:bookmarkEnd w:id="112"/>
+    <w:bookmarkStart w:id="113" w:name="مقایسه-روشهای-انتگرالگیری-زمانی"/>
+    <w:p>
+      <w:pPr>
+        <w:pStyle w:val="Heading2"/>
+        <w:bidi/>
+      </w:pPr>
+      <w:r>
+        <w:rPr>
+          <w:rtl/>
+        </w:rPr>
+        <w:t xml:space="preserve">۴-۱۸. مقایسهٔ روش‌های انتگرال‌گیری زمانی</w:t>
+      </w:r>
+    </w:p>
+    <w:p>
+      <w:pPr>
+        <w:bidi/>
+      </w:pPr>
+      <w:r>
+        <w:rPr>
+          <w:rtl/>
+        </w:rPr>
+        <w:t xml:space="preserve">برای جای‌دادن طرح نیومارکِ این پایان‌نامه، پنج انتگرال‌گیر زمانیِ جایگزین بر همان</w:t>
+      </w:r>
+      <w:r>
+        <w:rPr>
+          <w:rtl/>
+        </w:rPr>
+        <w:t xml:space="preserve"> </w:t>
+      </w:r>
+      <w:r>
+        <w:rPr>
+          <w:rtl/>
+        </w:rPr>
+        <w:t xml:space="preserve">مسئلهٔ محکِ یکسان (هدایتِ گذرا با حل دقیقِ معلوم؛ معیار خطا: بیشینهٔ خطای دما در</w:t>
+      </w:r>
+      <w:r>
+        <w:rPr>
+          <w:rtl/>
+        </w:rPr>
+        <w:t xml:space="preserve"> </w:t>
+      </w:r>
+      <w:r>
+        <w:rPr>
+          <w:rtl/>
+        </w:rPr>
+        <w:t xml:space="preserve">t = 10 ثانیه) اجرا شدند. نتایج در جدول ۴-۷ خلاصه شده‌اند.</w:t>
+      </w:r>
+    </w:p>
+    <w:p>
+      <w:pPr>
+        <w:bidi/>
+      </w:pPr>
+      <w:r>
+        <w:rPr>
+          <w:b/>
+          <w:bCs/>
+          <w:rtl/>
+        </w:rPr>
+        <w:t xml:space="preserve">جدول ۴-۷: مقایسهٔ روش‌های انتگرال‌گیری زمانی بر دستگاه مکانیِ یکسان.</w:t>
+      </w:r>
+    </w:p>
+    <w:tbl>
+      <w:tblPr>
+        <w:tblStyle w:val="Table"/>
+        <w:tblW w:type="auto" w:w="0"/>
+        <w:tblLook w:firstRow="1" w:lastRow="0" w:firstColumn="0" w:lastColumn="0" w:noHBand="0" w:noVBand="0" w:val="0020"/>
+      </w:tblPr>
+      <w:tblGrid>
+        <w:gridCol w:w="2640"/>
+        <w:gridCol w:w="2640"/>
+        <w:gridCol w:w="2640"/>
+      </w:tblGrid>
+      <w:tr>
+        <w:trPr>
+          <w:tblHeader w:val="on"/>
+        </w:trPr>
+        <w:tc>
+          <w:tcPr/>
+          <w:p>
+            <w:pPr>
+              <w:pStyle w:val="Compact"/>
+              <w:bidi/>
+            </w:pPr>
+            <w:r>
+              <w:rPr>
+                <w:rtl/>
+              </w:rPr>
+              <w:t xml:space="preserve">روش</w:t>
+            </w:r>
+          </w:p>
+        </w:tc>
+        <w:tc>
+          <w:tcPr/>
+          <w:p>
+            <w:pPr>
+              <w:pStyle w:val="Compact"/>
+              <w:bidi/>
+            </w:pPr>
+            <w:r>
+              <w:rPr>
+                <w:rtl/>
+              </w:rPr>
+              <w:t xml:space="preserve">بیشینهٔ خطا (کلوین)</w:t>
+            </w:r>
+          </w:p>
+        </w:tc>
+        <w:tc>
+          <w:tcPr/>
+          <w:p>
+            <w:pPr>
+              <w:pStyle w:val="Compact"/>
+              <w:bidi/>
+            </w:pPr>
+            <w:r>
+              <w:rPr>
+                <w:rtl/>
+              </w:rPr>
+              <w:t xml:space="preserve">زمان محاسبه (ثانیه)</w:t>
+            </w:r>
+          </w:p>
+        </w:tc>
+      </w:tr>
+      <w:tr>
+        <w:tc>
+          <w:tcPr/>
+          <w:p>
+            <w:pPr>
+              <w:pStyle w:val="Compact"/>
+              <w:bidi/>
+            </w:pPr>
+            <w:r>
+              <w:rPr>
+                <w:rtl/>
+              </w:rPr>
+              <w:t xml:space="preserve">نیومارک (δ=½, β=¼)</w:t>
+            </w:r>
+          </w:p>
+        </w:tc>
+        <w:tc>
+          <w:tcPr/>
+          <w:p>
+            <w:pPr>
+              <w:pStyle w:val="Compact"/>
+              <w:bidi/>
+            </w:pPr>
+            <w:r>
+              <w:rPr>
+                <w:rtl/>
+              </w:rPr>
+              <w:t xml:space="preserve">0.0032</w:t>
+            </w:r>
+          </w:p>
+        </w:tc>
+        <w:tc>
+          <w:tcPr/>
+          <w:p>
+            <w:pPr>
+              <w:pStyle w:val="Compact"/>
+              <w:bidi/>
+            </w:pPr>
+            <w:r>
+              <w:rPr>
+                <w:rtl/>
+              </w:rPr>
+              <w:t xml:space="preserve">0.33</w:t>
+            </w:r>
+          </w:p>
+        </w:tc>
+      </w:tr>
+      <w:tr>
+        <w:tc>
+          <w:tcPr/>
+          <w:p>
+            <w:pPr>
+              <w:pStyle w:val="Compact"/>
+              <w:bidi/>
+            </w:pPr>
+            <w:r>
+              <w:rPr>
+                <w:rtl/>
+              </w:rPr>
+              <w:t xml:space="preserve">ویلسون-θ (θ=1.4)</w:t>
+            </w:r>
+          </w:p>
+        </w:tc>
+        <w:tc>
+          <w:tcPr/>
+          <w:p>
+            <w:pPr>
+              <w:pStyle w:val="Compact"/>
+              <w:bidi/>
+            </w:pPr>
+            <w:r>
+              <w:rPr>
+                <w:rtl/>
+              </w:rPr>
+              <w:t xml:space="preserve">0.0164</w:t>
+            </w:r>
+          </w:p>
+        </w:tc>
+        <w:tc>
+          <w:tcPr/>
+          <w:p>
+            <w:pPr>
+              <w:pStyle w:val="Compact"/>
+              <w:bidi/>
+            </w:pPr>
+            <w:r>
+              <w:rPr>
+                <w:rtl/>
+              </w:rPr>
+              <w:t xml:space="preserve">0.19</w:t>
+            </w:r>
+          </w:p>
+        </w:tc>
+      </w:tr>
+      <w:tr>
+        <w:tc>
+          <w:tcPr/>
+          <w:p>
+            <w:pPr>
+              <w:pStyle w:val="Compact"/>
+              <w:bidi/>
+            </w:pPr>
+            <w:r>
+              <w:rPr>
+                <w:rtl/>
+              </w:rPr>
+              <w:t xml:space="preserve">هوبولت</w:t>
+            </w:r>
+          </w:p>
+        </w:tc>
+        <w:tc>
+          <w:tcPr/>
+          <w:p>
+            <w:pPr>
+              <w:pStyle w:val="Compact"/>
+              <w:bidi/>
+            </w:pPr>
+            <w:r>
+              <w:rPr>
+                <w:rtl/>
+              </w:rPr>
+              <w:t xml:space="preserve">0.0025</w:t>
+            </w:r>
+          </w:p>
+        </w:tc>
+        <w:tc>
+          <w:tcPr/>
+          <w:p>
+            <w:pPr>
+              <w:pStyle w:val="Compact"/>
+              <w:bidi/>
+            </w:pPr>
+            <w:r>
+              <w:rPr>
+                <w:rtl/>
+              </w:rPr>
+              <w:t xml:space="preserve">0.24</w:t>
+            </w:r>
+          </w:p>
+        </w:tc>
+      </w:tr>
+      <w:tr>
+        <w:tc>
+          <w:tcPr/>
+          <w:p>
+            <w:pPr>
+              <w:pStyle w:val="Compact"/>
+              <w:bidi/>
+            </w:pPr>
+            <w:r>
+              <w:rPr>
+                <w:rtl/>
+              </w:rPr>
+              <w:t xml:space="preserve">HHT-α (α=−0.1)</w:t>
+            </w:r>
+          </w:p>
+        </w:tc>
+        <w:tc>
+          <w:tcPr/>
+          <w:p>
+            <w:pPr>
+              <w:pStyle w:val="Compact"/>
+              <w:bidi/>
+            </w:pPr>
+            <w:r>
+              <w:rPr>
+                <w:rtl/>
+              </w:rPr>
+              <w:t xml:space="preserve">0.0033</w:t>
+            </w:r>
+          </w:p>
+        </w:tc>
+        <w:tc>
+          <w:tcPr/>
+          <w:p>
+            <w:pPr>
+              <w:pStyle w:val="Compact"/>
+              <w:bidi/>
+            </w:pPr>
+            <w:r>
+              <w:rPr>
+                <w:rtl/>
+              </w:rPr>
+              <w:t xml:space="preserve">0.29</w:t>
+            </w:r>
+          </w:p>
+        </w:tc>
+      </w:tr>
+      <w:tr>
+        <w:tc>
+          <w:tcPr/>
+          <w:p>
+            <w:pPr>
+              <w:pStyle w:val="Compact"/>
+              <w:bidi/>
+            </w:pPr>
+            <w:r>
+              <w:rPr>
+                <w:rtl/>
+              </w:rPr>
+              <w:t xml:space="preserve">ode15s (BDF وفقی)</w:t>
+            </w:r>
+          </w:p>
+        </w:tc>
+        <w:tc>
+          <w:tcPr/>
+          <w:p>
+            <w:pPr>
+              <w:pStyle w:val="Compact"/>
+              <w:bidi/>
+            </w:pPr>
+            <w:r>
+              <w:rPr>
+                <w:rtl/>
+              </w:rPr>
+              <w:t xml:space="preserve">0.0003</w:t>
+            </w:r>
+          </w:p>
+        </w:tc>
+        <w:tc>
+          <w:tcPr/>
+          <w:p>
+            <w:pPr>
+              <w:pStyle w:val="Compact"/>
+              <w:bidi/>
+            </w:pPr>
+            <w:r>
+              <w:rPr>
+                <w:rtl/>
+              </w:rPr>
+              <w:t xml:space="preserve">2.57</w:t>
+            </w:r>
+          </w:p>
+        </w:tc>
+      </w:tr>
+      <w:tr>
+        <w:tc>
+          <w:tcPr/>
+          <w:p>
+            <w:pPr>
+              <w:pStyle w:val="Compact"/>
+              <w:bidi/>
+            </w:pPr>
+            <w:r>
+              <w:rPr>
+                <w:rtl/>
+              </w:rPr>
+              <w:t xml:space="preserve">لاپلاس-دوربین (زیرسیستم حرارتی)</w:t>
+            </w:r>
+          </w:p>
+        </w:tc>
+        <w:tc>
+          <w:tcPr/>
+          <w:p>
+            <w:pPr>
+              <w:pStyle w:val="Compact"/>
+              <w:bidi/>
+            </w:pPr>
+            <w:r>
+              <w:rPr>
+                <w:rtl/>
+              </w:rPr>
+              <w:t xml:space="preserve">0.137</w:t>
+            </w:r>
+          </w:p>
+        </w:tc>
+        <w:tc>
+          <w:tcPr/>
+          <w:p>
+            <w:pPr>
+              <w:pStyle w:val="Compact"/>
+              <w:bidi/>
+            </w:pPr>
+            <w:r>
+              <w:rPr>
+                <w:rtl/>
+              </w:rPr>
+              <w:t xml:space="preserve">193</w:t>
+            </w:r>
+          </w:p>
+        </w:tc>
+      </w:tr>
+    </w:tbl>
+    <w:p>
+      <w:pPr>
+        <w:bidi/>
+      </w:pPr>
+      <w:r>
+        <w:rPr>
+          <w:rtl/>
+        </w:rPr>
+        <w:t xml:space="preserve">نیومارک، هوبولت و HHT-α در گام زمانی برابر عملاً هم‌دقت‌اند؛ ویلسون-θ به‌سبب میرایی</w:t>
+      </w:r>
+      <w:r>
+        <w:rPr>
+          <w:rtl/>
+        </w:rPr>
+        <w:t xml:space="preserve"> </w:t>
+      </w:r>
+      <w:r>
+        <w:rPr>
+          <w:rtl/>
+        </w:rPr>
+        <w:t xml:space="preserve">عددیِ اضافی حدود پنج برابر خطای بیشتر می‌پذیرد؛ حل‌گر سختِ وفقیِ ode15s حدود ده برابر</w:t>
+      </w:r>
+      <w:r>
+        <w:rPr>
+          <w:rtl/>
+        </w:rPr>
+        <w:t xml:space="preserve"> </w:t>
+      </w:r>
+      <w:r>
+        <w:rPr>
+          <w:rtl/>
+        </w:rPr>
+        <w:t xml:space="preserve">دقیق‌تر اما هشت برابر پرهزینه‌تر است؛ و مسیر تبدیل لاپلاس با وارون‌سازیِ عددیِ دوربین</w:t>
+      </w:r>
+      <w:r>
+        <w:rPr>
+          <w:rtl/>
+        </w:rPr>
+        <w:t xml:space="preserve"> </w:t>
+      </w:r>
+      <w:r>
+        <w:rPr>
+          <w:rtl/>
+        </w:rPr>
+        <w:t xml:space="preserve">سه مرتبهٔ بزرگی کندتر است. نتیجه‌ای روش‌شناختی نیز پدید آمد: تبدیل لاپلاس را نمی‌توان</w:t>
+      </w:r>
+      <w:r>
+        <w:rPr>
+          <w:rtl/>
+        </w:rPr>
+        <w:t xml:space="preserve"> </w:t>
+      </w:r>
+      <w:r>
+        <w:rPr>
+          <w:rtl/>
+        </w:rPr>
+        <w:t xml:space="preserve">بر دستگاه کاملاً ممزوجِ این مسئله اعمال کرد، زیرا قطب‌های کشسانِ نامیرای عملگر ممزوج</w:t>
+      </w:r>
+      <w:r>
+        <w:rPr>
+          <w:rtl/>
+        </w:rPr>
+        <w:t xml:space="preserve"> </w:t>
+      </w:r>
+      <w:r>
+        <w:rPr>
+          <w:rtl/>
+        </w:rPr>
+        <w:t xml:space="preserve">دقیقاً بر پربندِ وارون‌سازی می‌نشینند — که چرایی کاربردِ روش‌های تبدیلی در پیشینه را</w:t>
+      </w:r>
+      <w:r>
+        <w:rPr>
+          <w:rtl/>
+        </w:rPr>
+        <w:t xml:space="preserve"> </w:t>
+      </w:r>
+      <w:r>
+        <w:rPr>
+          <w:rtl/>
+        </w:rPr>
+        <w:t xml:space="preserve">فقط برای زیرسیستم‌های حرارتی توضیح می‌دهد. این مقایسهٔ اندازه‌گیری‌شده انتخابِ روش</w:t>
+      </w:r>
+      <w:r>
+        <w:rPr>
+          <w:rtl/>
+        </w:rPr>
+        <w:t xml:space="preserve"> </w:t>
+      </w:r>
+      <w:r>
+        <w:rPr>
+          <w:rtl/>
+        </w:rPr>
+        <w:t xml:space="preserve">نیومارک را برای همهٔ اجراهای تولیدیِ این پایان‌نامه موجه می‌سازد.</w:t>
+      </w:r>
+    </w:p>
+    <w:bookmarkEnd w:id="113"/>
+    <w:bookmarkStart w:id="120" w:name="مقایسه-روشهای-گسستهسازی-مکانی"/>
+    <w:p>
+      <w:pPr>
+        <w:pStyle w:val="Heading2"/>
+        <w:bidi/>
+      </w:pPr>
+      <w:r>
+        <w:rPr>
+          <w:rtl/>
+        </w:rPr>
+        <w:t xml:space="preserve">۴-۱۹. مقایسهٔ روش‌های گسسته‌سازی مکانی</w:t>
+      </w:r>
+    </w:p>
+    <w:p>
+      <w:pPr>
+        <w:bidi/>
+      </w:pPr>
+      <w:r>
+        <w:rPr>
+          <w:rtl/>
+        </w:rPr>
+        <w:t xml:space="preserve">چهار گسسته‌سازیِ مکانی — مربعات تفاضلی با شبکه‌های چبیشف و یکنواخت، تفاضل محدودِ مرتبهٔ</w:t>
+      </w:r>
+      <w:r>
+        <w:rPr>
+          <w:rtl/>
+        </w:rPr>
+        <w:t xml:space="preserve"> </w:t>
+      </w:r>
+      <w:r>
+        <w:rPr>
+          <w:rtl/>
+        </w:rPr>
+        <w:t xml:space="preserve">دوم، و اجزای محدود با المان‌های خطی و درجه‌دو (فرمول‌بندی گالرکین با ماتریس‌های سازگار) —</w:t>
+      </w:r>
+      <w:r>
+        <w:rPr>
+          <w:rtl/>
+        </w:rPr>
+        <w:t xml:space="preserve"> </w:t>
+      </w:r>
+      <w:r>
+        <w:rPr>
+          <w:rtl/>
+        </w:rPr>
+        <w:t xml:space="preserve">بر مسئلهٔ هدایتِ گذرا با حل سریِ دقیقِ بسل و با پیش‌روی زمانیِ نیومارکِ یکسان مقایسه</w:t>
+      </w:r>
+      <w:r>
+        <w:rPr>
+          <w:rtl/>
+        </w:rPr>
+        <w:t xml:space="preserve"> </w:t>
+      </w:r>
+      <w:r>
+        <w:rPr>
+          <w:rtl/>
+        </w:rPr>
+        <w:t xml:space="preserve">می‌شوند. تعداد نقاطِ لازم برای رسیدن خطای هر روش به کفِ خطای گام زمانی چنین است: حدود</w:t>
+      </w:r>
+      <w:r>
+        <w:rPr>
+          <w:rtl/>
+        </w:rPr>
+        <w:t xml:space="preserve"> </w:t>
+      </w:r>
+      <w:r>
+        <w:rPr>
+          <w:rtl/>
+        </w:rPr>
+        <w:t xml:space="preserve">۹ تا ۱۱ برای مربعات تفاضلی، حدود ۲۱ برای اجزای محدودِ درجه‌دو، و حدود ۱۶۱ برای اجزای</w:t>
+      </w:r>
+      <w:r>
+        <w:rPr>
+          <w:rtl/>
+        </w:rPr>
+        <w:t xml:space="preserve"> </w:t>
+      </w:r>
+      <w:r>
+        <w:rPr>
+          <w:rtl/>
+        </w:rPr>
+        <w:t xml:space="preserve">محدودِ خطی و تفاضل محدود. منحنی‌های FEMِ خطی و FDM بر خطِ مرجعِ شیبِ منفیِ ۲ منطبق‌اند — همگراییِ مرتبهٔ دوم، که خطا در آن مانند N⁻² افت می‌کند و نصف‌کردنِ فاصلهٔ نقاط، خطا را یک‌چهارم می‌کند؛ FEMِ</w:t>
+      </w:r>
+      <w:r>
+        <w:rPr>
+          <w:rtl/>
+        </w:rPr>
+        <w:t xml:space="preserve"> </w:t>
+      </w:r>
+      <w:r>
+        <w:rPr>
+          <w:rtl/>
+        </w:rPr>
+        <w:t xml:space="preserve">درجه‌دو در هر گام ریزسازی حدود یک مرتبهٔ بزرگی بهبود می‌یابد؛ و خطای DQM تا کفِ زمانی</w:t>
+      </w:r>
+      <w:r>
+        <w:rPr>
+          <w:rtl/>
+        </w:rPr>
+        <w:t xml:space="preserve"> </w:t>
+      </w:r>
+      <w:r>
+        <w:rPr>
+          <w:rtl/>
+        </w:rPr>
+        <w:t xml:space="preserve">شبه‌نمایی افت می‌کند. در دقت برابر، دستگاه DQM حدود پانزده برابر کوچک‌تر در هر راستا —</w:t>
+      </w:r>
+      <w:r>
+        <w:rPr>
+          <w:rtl/>
+        </w:rPr>
+        <w:t xml:space="preserve"> </w:t>
+      </w:r>
+      <w:r>
+        <w:rPr>
+          <w:rtl/>
+        </w:rPr>
+        <w:t xml:space="preserve">و به توان دو در صفحهٔ (r,z) — است، که توجیه کمّیِ انتخاب مربعات تفاضلیِ لایه‌ایِ این</w:t>
+      </w:r>
+      <w:r>
+        <w:rPr>
+          <w:rtl/>
+        </w:rPr>
+        <w:t xml:space="preserve"> </w:t>
+      </w:r>
+      <w:r>
+        <w:rPr>
+          <w:rtl/>
+        </w:rPr>
+        <w:t xml:space="preserve">پایان‌نامه است و کاملاً با مطالعهٔ همگراییِ بخش ۴-۳ سازگار است، جایی که تعداد اندکی</w:t>
+      </w:r>
+      <w:r>
+        <w:rPr>
+          <w:rtl/>
+        </w:rPr>
+        <w:t xml:space="preserve"> </w:t>
+      </w:r>
+      <w:r>
+        <w:rPr>
+          <w:rtl/>
+        </w:rPr>
+        <w:t xml:space="preserve">نقطهٔ شعاعی دقتِ سه‌رقمی داد. افزودنِ دو فرمول‌بندیِ گالرکینِ اجزای محدود به این مقایسه</w:t>
+      </w:r>
+      <w:r>
+        <w:rPr>
+          <w:rtl/>
+        </w:rPr>
+        <w:t xml:space="preserve"> </w:t>
+      </w:r>
+      <w:r>
+        <w:rPr>
+          <w:rtl/>
+        </w:rPr>
+        <w:t xml:space="preserve">از توسعه‌های این کار بر پژوهش‌های پیشینِ مشابه است.</w:t>
+      </w:r>
+    </w:p>
+    <w:p>
+      <w:pPr>
+        <w:bidi/>
+      </w:pPr>
+      <w:r>
+        <w:rPr>
+          <w:rtl/>
+        </w:rPr>
+        <w:t xml:space="preserve">شکل ۴-۲۹ بیشینهٔ خطای هر روش را برحسبِ تعداد نقاطِ شعاعی N روی محورهای لگاریتمی رسم می‌کند، همراه با خطِ نقطه‌چینِ مرجعِ شیبِ منفیِ ۲.</w:t>
+      </w:r>
+    </w:p>
+    <w:p>
+      <w:pPr>
+        <w:bidi/>
+      </w:pPr>
+      <w:r>
+        <w:rPr>
+          <w:b/>
+          <w:bCs/>
+          <w:rtl/>
+        </w:rPr>
+        <w:t xml:space="preserve">۴-۲۹</w:t>
+      </w:r>
+    </w:p>
+    <w:p>
+      <w:pPr>
+        <w:bidi/>
+      </w:pPr>
+      <w:r>
+        <w:drawing>
+          <wp:inline>
+            <wp:extent cx="5334000" cy="3828753"/>
+            <wp:effectExtent b="0" l="0" r="0" t="0"/>
+            <wp:docPr descr="شکل ۴-۲۹: همگراییِ گسسته‌سازیِ مکانی روی محکِ هدایتِ گذرا: بیشینهٔ خطا برحسبِ تعداد نقاطِ شعاعی N برای DQM (چبیشف و یکنواخت)، FDM مرتبهٔ دوم، و FEM خطی/درجه‌دو؛ خطِ نقطه‌چین شیبِ منفیِ ۲ (همگراییِ مرتبهٔ دوم) را نشان می‌دهد" title="" id="115" name="Picture"/>
+            <a:graphic>
+              <a:graphicData uri="http://schemas.openxmlformats.org/drawingml/2006/picture">
+                <pic:pic>
+                  <pic:nvPicPr>
+                    <pic:cNvPr descr="figures_ch4_color/spatial_convergence.png" id="116" name="Picture"/>
+                    <pic:cNvPicPr>
+                      <a:picLocks noChangeArrowheads="1" noChangeAspect="1"/>
+                    </pic:cNvPicPr>
+                  </pic:nvPicPr>
+                  <pic:blipFill>
+                    <a:blip r:embed="rId114"/>
+                    <a:stretch>
+                      <a:fillRect/>
+                    </a:stretch>
+                  </pic:blipFill>
+                  <pic:spPr bwMode="auto">
+                    <a:xfrm>
+                      <a:off x="0" y="0"/>
+                      <a:ext cx="5334000" cy="3828753"/>
+                    </a:xfrm>
+                    <a:prstGeom prst="rect">
+                      <a:avLst/>
+                    </a:prstGeom>
+                    <a:noFill/>
+                    <a:ln w="9525">
+                      <a:noFill/>
+                      <a:headEnd/>
+                      <a:tailEnd/>
+                    </a:ln>
+                  </pic:spPr>
+                </pic:pic>
+              </a:graphicData>
+            </a:graphic>
+          </wp:inline>
+        </w:drawing>
+      </w:r>
+      <w:r>
+        <w:rPr>
+          <w:rtl/>
+        </w:rPr>
+        <w:t xml:space="preserve"> </w:t>
+      </w:r>
+      <w:r>
+        <w:rPr>
+          <w:rtl/>
+        </w:rPr>
+        <w:t xml:space="preserve">## ۴-۲۰. مقایسهٔ نظریه‌های ترموالاستیسیتهٔ تعمیم‌یافته</w:t>
+      </w:r>
+    </w:p>
+    <w:p>
+      <w:pPr>
+        <w:bidi/>
+      </w:pPr>
+      <w:r>
+        <w:rPr>
+          <w:b/>
+          <w:bCs/>
+          <w:rtl/>
+        </w:rPr>
+        <w:t xml:space="preserve">۴-۳۰</w:t>
+      </w:r>
+    </w:p>
+    <w:p>
+      <w:pPr>
+        <w:pStyle w:val="CaptionedFigure"/>
+        <w:bidi/>
+      </w:pPr>
+      <w:r>
+        <w:drawing>
+          <wp:inline>
+            <wp:extent cx="5334000" cy="3708431"/>
+            <wp:effectExtent b="0" l="0" r="0" t="0"/>
+            <wp:docPr descr="شکل ۴-۳۰: مقایسهٔ نظریه‌های ترموالاستیسیتهٔ تعمیم‌یافته — فوریه، لرد–شولمن، تأخیر دوفازی و گرین–نگدی نوع سوم ‏[R_o/R_i=1.5، L=2.1 m، N_L=7، W_GPL=0.3٪، e_m3=0.8604، τ*=0.15، P_i=50 MPa، دو سر ساده]" title="" id="118" name="Picture"/>
+            <a:graphic>
+              <a:graphicData uri="http://schemas.openxmlformats.org/drawingml/2006/picture">
+                <pic:pic>
+                  <pic:nvPicPr>
+                    <pic:cNvPr descr="figures_ch4_color/T3_theories.png" id="119" name="Picture"/>
+                    <pic:cNvPicPr>
+                      <a:picLocks noChangeArrowheads="1" noChangeAspect="1"/>
+                    </pic:cNvPicPr>
+                  </pic:nvPicPr>
+                  <pic:blipFill>
+                    <a:blip r:embed="rId117"/>
+                    <a:stretch>
+                      <a:fillRect/>
+                    </a:stretch>
+                  </pic:blipFill>
+                  <pic:spPr bwMode="auto">
+                    <a:xfrm>
+                      <a:off x="0" y="0"/>
+                      <a:ext cx="5334000" cy="3708431"/>
+                    </a:xfrm>
+                    <a:prstGeom prst="rect">
+                      <a:avLst/>
+                    </a:prstGeom>
+                    <a:noFill/>
+                    <a:ln w="9525">
+                      <a:noFill/>
+                      <a:headEnd/>
+                      <a:tailEnd/>
+                    </a:ln>
+                  </pic:spPr>
+                </pic:pic>
+              </a:graphicData>
+            </a:graphic>
+          </wp:inline>
+        </w:drawing>
+      </w:r>
+    </w:p>
+    <w:p>
+      <w:pPr>
+        <w:pStyle w:val="ImageCaption"/>
+        <w:bidi/>
+      </w:pPr>
+      <w:r>
+        <w:rPr>
+          <w:rtl/>
+        </w:rPr>
+        <w:t xml:space="preserve">شکل ۴-۳۰: مقایسهٔ نظریه‌های ترموالاستیسیتهٔ تعمیم‌یافته — فوریه، لرد–شولمن، تأخیر دوفازی و گرین–نگدی نوع سوم ‏[R_o/R_i=1.5، L=2.1 m، N_L=7، W_GPL=0.3٪، e_m3=0.8604، τ*=0.15، P_i=50 MPa، دو سر ساده]</w:t>
       </w:r>
     </w:p>
     <w:p>
@@ -9109,7 +9250,7 @@
         <w:rPr>
           <w:rtl/>
         </w:rPr>
-        <w:t xml:space="preserve">k* = k/τ0 (تا سرعت موجش با لرد–شولمن برابر شود). طبق شکل ۴-۲۸، بیشینهٔ دمای نقطهٔ</w:t>
+        <w:t xml:space="preserve">k* = k/τ0 (تا سرعت موجش با لرد–شولمن برابر شود). طبق شکل ۴-۳۰، بیشینهٔ دمای نقطهٔ</w:t>
       </w:r>
       <w:r>
         <w:rPr>
@@ -9220,8 +9361,8 @@
         <w:t xml:space="preserve">پژوهش است.</w:t>
       </w:r>
     </w:p>
-    <w:bookmarkEnd w:id="115"/>
-    <w:bookmarkStart w:id="116" w:name="جمعبندی-فصل"/>
+    <w:bookmarkEnd w:id="120"/>
+    <w:bookmarkStart w:id="121" w:name="جمعبندی-فصل"/>
     <w:p>
       <w:pPr>
         <w:pStyle w:val="Heading2"/>
@@ -9580,8 +9721,8 @@
         <w:t xml:space="preserve">نشان می‌دهد نظریه‌ها برای این ردهٔ سازه‌ها کجا از هم واگرا می‌شوند.</w:t>
       </w:r>
     </w:p>
-    <w:bookmarkEnd w:id="116"/>
-    <w:bookmarkEnd w:id="117"/>
+    <w:bookmarkEnd w:id="121"/>
+    <w:bookmarkEnd w:id="122"/>
     <w:sectPr>
       <w:footnotePr>
         <w:numRestart w:val="eachSect"/>

--- a/claude/thesis_chapter/RESULTS_CHAPTER_FA_R4.4_color.docx
+++ b/claude/thesis_chapter/RESULTS_CHAPTER_FA_R4.4_color.docx
@@ -7543,7 +7543,7 @@
         <w:rPr>
           <w:rtl/>
         </w:rPr>
-        <w:t xml:space="preserve">برای فشرده‌کردنِ این برهم‌کنش در یک نما، شکل ۴-۲۴ ترکیب‌های حدی را در کنارِ مرجعِ UD-UD رسم می‌کند: بهترین حالتِ حرارتی V-A که دمای سطحِ خارجی را در T* = ۰٫۰۳۴ نگه می‌دارد، بدترین حالتِ حرارتی A-UD (۰٫۸۹۶)، و بدترین حالتِ مکانیکی X-V که تنشِ محیطیِ بیشینهٔ آن به ۴٫۲۰ می‌رسد — در حالی که خودِ مرجعِ UD-UD بهترین حالتِ مکانیکی است (کمترین تنشِ محیطیِ بیشینه، ۲٫۱۱). این شکل مصالحهٔ طراحی را آشکار می‌کند: V-A دمای سطحِ خارجی را کمینه می‌کند به بهای جابجاییِ بزرگ‌تر، حال آنکه X-V از نظرِ حرارتی ملایم اما پرتنش‌ترینِ بیست‌وپنج ترکیب است.</w:t>
+        <w:t xml:space="preserve">برای فشرده‌کردنِ این برهم‌کنش در یک نما، شکل ۴-۲۴ ترکیب‌های حدی را در کنارِ مرجعِ UD-UD رسم می‌کند. از نظرِ حرارتی بهترین حالت V-A (دمای سطحِ خارجی T* = ۰٫۰۳۴) و بدترین حالت A-UD (۰٫۸۹۶) است؛ از نظرِ مکانیکی، سنجیده با تنشِ محیطیِ سطحِ داخلی مانند بخشِ ۴-۵، بهترین حالت باز هم V-A (فشاریِ ملایمِ −۰٫۳۸) و بدترین حالت X-V (۴٫۱۵) است. چون V-A از هر دو نظر بهینه است، دومین حالتِ مکانیکیِ برتر یعنی O-A (−۰٫۳۷ که دومین حالتِ حرارتیِ برتر با T* = ۰٫۰۶۴ نیز هست) به‌عنوان گزینهٔ عملیِ بعدی افزوده شده است. این شکل مصالحهٔ طراحی را آشکار می‌کند: ترکیب‌های تخلخلِ A یعنی V-A و O-A هم دمای سطحِ خارجی و هم تنشِ سطحِ داخلی را کمینه می‌کنند، حال آنکه X-V از نظرِ حرارتی ملایم اما پرتنش‌ترینِ بیست‌وپنج ترکیب است.</w:t>
       </w:r>
     </w:p>
     <w:p>
@@ -7568,7 +7568,7 @@
           <wp:inline>
             <wp:extent cx="5334000" cy="3708431"/>
             <wp:effectExtent b="0" l="0" r="0" t="0"/>
-            <wp:docPr descr="شکل ۴-۲۴: بهترین و بدترین ترکیب‌های گرافن×تخلخل از نظرِ حرارتی و مکانیکی: V-A (بهترین حرارتی، T* بیرونی=۰٫۰۳۴)، A-UD (بدترین حرارتی، ۰٫۸۹۶) و X-V (بدترین تنشِ محیطی، ۴٫۲۰)، در برابرِ مرجعِ UD-UD (بهترین مکانیکی، تنشِ محیطیِ بیشینه ۲٫۱۱) ‏[R_i=1، R_o=1.5، L=2.1 m، N_L=7، W_GPL=0.3٪، e_m3=0.8604، τ*=0.15، P_i=50 MPa، دو سر ساده]" title="" id="95" name="Picture"/>
+            <wp:docPr descr="شکل ۴-۲۴: بهترین و بدترین ترکیب‌های گرافن×تخلخل در برابرِ مرجعِ UD-UD: V-A (بهترین حرارتی، T* بیرونی=۰٫۰۳۴، و بهترین مکانیکی با تنشِ محیطیِ سطحِ داخلی، −۰٫۳۸)، A-UD (بدترین حرارتی، ۰٫۸۹۶)، X-V (بدترین مکانیکی، تنشِ محیطیِ داخلی ۴٫۱۵)، و O-A (دومین مکانیکیِ برتر، −۰٫۳۷) ‏[R_i=1، R_o=1.5، L=2.1 m، N_L=7، W_GPL=0.3٪، e_m3=0.8604، τ*=0.15، P_i=50 MPa، دو سر ساده]" title="" id="95" name="Picture"/>
             <a:graphic>
               <a:graphicData uri="http://schemas.openxmlformats.org/drawingml/2006/picture">
                 <pic:pic>

--- a/claude/thesis_chapter/RESULTS_CHAPTER_FA_R4.4_color.docx
+++ b/claude/thesis_chapter/RESULTS_CHAPTER_FA_R4.4_color.docx
@@ -2,7 +2,7 @@
 <file path=word/document.xml><?xml version="1.0" encoding="utf-8"?>
 <w:document xmlns:w="http://schemas.openxmlformats.org/wordprocessingml/2006/main" xmlns:m="http://schemas.openxmlformats.org/officeDocument/2006/math" xmlns:r="http://schemas.openxmlformats.org/officeDocument/2006/relationships" xmlns:o="urn:schemas-microsoft-com:office:office" xmlns:v="urn:schemas-microsoft-com:vml" xmlns:w10="urn:schemas-microsoft-com:office:word" xmlns:a="http://schemas.openxmlformats.org/drawingml/2006/main" xmlns:pic="http://schemas.openxmlformats.org/drawingml/2006/picture" xmlns:wp="http://schemas.openxmlformats.org/drawingml/2006/wordprocessingDrawing">
   <w:body>
-    <w:bookmarkStart w:id="122" w:name="فصل-چهارم-یافتههای-پژوهش"/>
+    <w:bookmarkStart w:id="123" w:name="فصل-چهارم-یافتههای-پژوهش"/>
     <w:p>
       <w:pPr>
         <w:pStyle w:val="Heading1"/>
@@ -6713,7 +6713,7 @@
       </w:r>
     </w:p>
     <w:bookmarkEnd w:id="72"/>
-    <w:bookmarkStart w:id="100" w:name="برهمکنش-الگوهای-توزیع-گرافن-و-تخلخل"/>
+    <w:bookmarkStart w:id="97" w:name="برهمکنش-الگوهای-توزیع-گرافن-و-تخلخل"/>
     <w:p>
       <w:pPr>
         <w:pStyle w:val="Heading2"/>
@@ -7489,6 +7489,7 @@
     </w:p>
     <w:p>
       <w:pPr>
+        <w:pStyle w:val="CaptionedFigure"/>
         <w:bidi/>
       </w:pPr>
       <w:r>
@@ -7533,12 +7534,34 @@
           </wp:inline>
         </w:drawing>
       </w:r>
-      <w:r>
-        <w:rPr>
-          <w:rtl/>
-        </w:rPr>
-        <w:t xml:space="preserve"> </w:t>
-      </w:r>
+    </w:p>
+    <w:p>
+      <w:pPr>
+        <w:pStyle w:val="ImageCaption"/>
+        <w:bidi/>
+      </w:pPr>
+      <w:r>
+        <w:rPr>
+          <w:rtl/>
+        </w:rPr>
+        <w:t xml:space="preserve">شکل ۴-۲۳: مقایسهٔ الگوهای گرافن (UD، O، X، V، A) در تخلخل نوع A ‏[R_i=1، R_o=1.5، L=2.1 m، N_L=7، W_GPL=0.3٪، e_m3=0.8604، تخلخل A، τ*=0.15، P_i=50 MPa، دو سر ساده]</w:t>
+      </w:r>
+    </w:p>
+    <w:p>
+      <w:pPr>
+        <w:bidi/>
+      </w:pPr>
+      <w:r>
+        <w:rPr>
+          <w:rtl/>
+        </w:rPr>
+        <w:t xml:space="preserve">با کنارِهم‌گذاشتنِ پنج شکلِ به‌تفکیکِ تخلخل، دو سازوکار به‌روشنی از هم جدا می‌شوند. در هر زمینه، ترتیبِ الگوهای گرافن برحسبِ دمای سطحِ خارجی یکسان است — V خنک‌ترین، سپس O، سپس UD و X، و A گرم‌ترین — که نشان می‌دهد الگوی گرافن و الگوی تخلخل از دو مجرای تقریباً مستقل اثر می‌گذارند: گرافن تعیین می‌کند گرما چه‌قدر سریع در ضخامت هدایت شود، و تخلخل تعیین می‌کند چه اندازه از آن نزدیکِ دیوارهٔ بیرونی سد شود. آنچه از شکلی به شکلِ دیگر تغییر می‌کند، پراکندگیِ میانِ پنج منحنی است. در برابرِ تخلخلِ یکنواخت (UD) یا متمرکز در داخل (V) منحنی‌ها فشرده می‌مانند، زیرا این توزیع‌های تخلخل مانعِ چندانی برای شارِ گرمای روبه‌بیرون ایجاد نمی‌کنند و انتخابِ الگوی گرافن کمترین اهمیت را دارد. در برابرِ تخلخلِ متمرکز در بیرون (A) منحنی‌ها از هم باز می‌شوند و همگی به دمای سطحِ خارجیِ بسیار پایین می‌رسند، زیرا سدِّ تخلخلِ بیرونی و لایهٔ گرافنِ رسانای داخلی یکدیگر را تقویت می‌کنند — همین زمینه است که الگوی گرافن بیشترین بازده را در آن دارد. پروفیل‌های تنشِ محیطی از همین منطق پیروی می‌کنند: ملایم‌ترین پله‌های فصل‌مشترک به زمینه‌های GPL-V تعلق دارد، جایی که فازِ سختِ رسانا دقیقاً در محلِ بیشترین گرادیانِ دما قرار می‌گیرد، و تندترین جهش‌ها برای تخلخلِ متمرکز در داخل (V) پدید می‌آید که هم بارِ حرارتی و هم مادهٔ نرمِ پُرتخلخل را در سطحِ داخلیِ گرم انباشته می‌کند.</w:t>
+      </w:r>
+    </w:p>
+    <w:p>
+      <w:pPr>
+        <w:bidi/>
+      </w:pPr>
       <w:r>
         <w:rPr>
           <w:rtl/>
@@ -7561,6 +7584,7 @@
     </w:p>
     <w:p>
       <w:pPr>
+        <w:pStyle w:val="CaptionedFigure"/>
         <w:bidi/>
       </w:pPr>
       <w:r>
@@ -7605,17 +7629,42 @@
           </wp:inline>
         </w:drawing>
       </w:r>
-      <w:r>
-        <w:rPr>
-          <w:rtl/>
-        </w:rPr>
-        <w:t xml:space="preserve"> </w:t>
-      </w:r>
-      <w:r>
-        <w:rPr>
-          <w:rtl/>
-        </w:rPr>
-        <w:t xml:space="preserve">## ۴-۱۴. اثر ممزوج بودن معادلات</w:t>
+    </w:p>
+    <w:p>
+      <w:pPr>
+        <w:pStyle w:val="ImageCaption"/>
+        <w:bidi/>
+      </w:pPr>
+      <w:r>
+        <w:rPr>
+          <w:rtl/>
+        </w:rPr>
+        <w:t xml:space="preserve">شکل ۴-۲۴: بهترین و بدترین ترکیب‌های گرافن×تخلخل در برابرِ مرجعِ UD-UD: V-A (بهترین حرارتی، T* بیرونی=۰٫۰۳۴، و بهترین مکانیکی با تنشِ محیطیِ سطحِ داخلی، −۰٫۳۸)، A-UD (بدترین حرارتی، ۰٫۸۹۶)، X-V (بدترین مکانیکی، تنشِ محیطیِ داخلی ۴٫۱۵)، و O-A (دومین مکانیکیِ برتر، −۰٫۳۷) ‏[R_i=1، R_o=1.5، L=2.1 m، N_L=7، W_GPL=0.3٪، e_m3=0.8604، τ*=0.15، P_i=50 MPa، دو سر ساده]</w:t>
+      </w:r>
+    </w:p>
+    <w:p>
+      <w:pPr>
+        <w:bidi/>
+      </w:pPr>
+      <w:r>
+        <w:rPr>
+          <w:rtl/>
+        </w:rPr>
+        <w:t xml:space="preserve">شکل ۴-۲۴ را می‌توان همچون یک نمودارِ طراحی خواند که گوشه‌های پوشِ دست‌یافتنی را نشان می‌دهد. دو حالتِ تخلخلِ A یعنی V-A و O-A در گوشهٔ مطلوب قرار دارند: هر دو دمای سطحِ خارجی را زیرِ T* = ۰٫۰۷ نگه می‌دارند و تنشِ محیطیِ سطحِ داخلی را اندکی فشاری، پس هرجا حفاظتِ حرارتی هدف باشد و جابجاییِ شعاعیِ اندکی بزرگ‌ترِ آن‌ها پذیرفتنی باشد، انتخابِ طبیعی‌اند. بدترین حالتِ حرارتی یعنی A-UD در گوشهٔ مقابل است — لایهٔ گرافنِ رسانا در بیرون و نبودِ سدِّ تخلخلِ بیرونی می‌گذارد گرما تقریباً بی‌مانع به دیوارهٔ بیرونی برسد. بدترین حالتِ مکانیکی یعنی X-V هشداردهنده است: تنها به‌طور متوسط گرم است، پس یک غربالِ صرفاً حرارتی آن را قبول می‌کند، اما ترکیبِ اسکلتِ سختِ گرافنِ X با تخلخلِ متمرکز در داخل، تنشِ محیطی را به ۴٫۲۰ می‌رساند — نزدیک به دو برابرِ مرجع و بزرگ‌ترین در میانِ بیست‌وپنج ترکیب — یادآوری‌ای که جفتِ الگوها باید هم از نظرِ تنش و هم دما بررسی شود. مرجعِ UD-UD در درونِ نمودار جای دارد، از نظرِ حرارتی معمولی اما با کمترین تنشِ بیشینه، یک مبنای مکانیکیِ امن. نتیجهٔ عملی آن است که تخلخلِ متمرکز در بیرون (A) همراه با الگوی گرافنِ غنی در داخل (V یا O) طراحیِ پیشنهادی برای شوکِ حرارتیِ داخلی است، حال آنکه هر جفت‌شدنِ الگوی گرافنِ سخت با تخلخلِ متمرکز در داخل باید پرهیز شود.</w:t>
+      </w:r>
+    </w:p>
+    <w:bookmarkEnd w:id="97"/>
+    <w:bookmarkStart w:id="101" w:name="اثر-ممزوج-بودن-معادلات"/>
+    <w:p>
+      <w:pPr>
+        <w:pStyle w:val="Heading2"/>
+        <w:bidi/>
+      </w:pPr>
+      <w:r>
+        <w:rPr>
+          <w:rtl/>
+        </w:rPr>
+        <w:t xml:space="preserve">۴-۱۴. اثر ممزوج بودن معادلات</w:t>
       </w:r>
     </w:p>
     <w:p>
@@ -7641,18 +7690,18 @@
           <wp:inline>
             <wp:extent cx="5334000" cy="3708431"/>
             <wp:effectExtent b="0" l="0" r="0" t="0"/>
-            <wp:docPr descr="شکل ۴-۲۵: اثر ممزوج بودن معادلات — کاملاً ممزوج در برابر معادلهٔ انرژیِ غیرممزوج ‏[R_o/R_i=1.5، L=2.1 m، N_L=7، W_GPL=0.3٪، e_m3=0.8604، τ*=0.15، P_i=50 MPa، دو سر ساده]" title="" id="98" name="Picture"/>
+            <wp:docPr descr="شکل ۴-۲۵: اثر ممزوج بودن معادلات — کاملاً ممزوج در برابر معادلهٔ انرژیِ غیرممزوج ‏[R_o/R_i=1.5، L=2.1 m، N_L=7، W_GPL=0.3٪، e_m3=0.8604، τ*=0.15، P_i=50 MPa، دو سر ساده]" title="" id="99" name="Picture"/>
             <a:graphic>
               <a:graphicData uri="http://schemas.openxmlformats.org/drawingml/2006/picture">
                 <pic:pic>
                   <pic:nvPicPr>
-                    <pic:cNvPr descr="figures_ch4_color/I_coupling.png" id="99" name="Picture"/>
+                    <pic:cNvPr descr="figures_ch4_color/I_coupling.png" id="100" name="Picture"/>
                     <pic:cNvPicPr>
                       <a:picLocks noChangeArrowheads="1" noChangeAspect="1"/>
                     </pic:cNvPicPr>
                   </pic:nvPicPr>
                   <pic:blipFill>
-                    <a:blip r:embed="rId97"/>
+                    <a:blip r:embed="rId98"/>
                     <a:stretch>
                       <a:fillRect/>
                     </a:stretch>
@@ -7786,8 +7835,8 @@
         <w:t xml:space="preserve">بالاتر — حل کرد.</w:t>
       </w:r>
     </w:p>
-    <w:bookmarkEnd w:id="100"/>
-    <w:bookmarkStart w:id="104" w:name="اثر-ضریب-همرفت-سطح-خارجی"/>
+    <w:bookmarkEnd w:id="101"/>
+    <w:bookmarkStart w:id="105" w:name="اثر-ضریب-همرفت-سطح-خارجی"/>
     <w:p>
       <w:pPr>
         <w:pStyle w:val="Heading2"/>
@@ -7823,18 +7872,18 @@
           <wp:inline>
             <wp:extent cx="5334000" cy="3708431"/>
             <wp:effectExtent b="0" l="0" r="0" t="0"/>
-            <wp:docPr descr="شکل ۴-۲۶: اثر ضریب همرفتِ سطح خارجی h_c = ۱۰ / ۱۰۰ / ۱۰۰۰ وات بر مترمربع‌کلوین ‏[R_o/R_i=1.5، L=2.1 m، N_L=7، W_GPL=0.3٪، e_m3=0.8604، τ*=0.15، P_i=50 MPa، دو سر ساده]" title="" id="102" name="Picture"/>
+            <wp:docPr descr="شکل ۴-۲۶: اثر ضریب همرفتِ سطح خارجی h_c = ۱۰ / ۱۰۰ / ۱۰۰۰ وات بر مترمربع‌کلوین ‏[R_o/R_i=1.5، L=2.1 m، N_L=7، W_GPL=0.3٪، e_m3=0.8604، τ*=0.15، P_i=50 MPa، دو سر ساده]" title="" id="103" name="Picture"/>
             <a:graphic>
               <a:graphicData uri="http://schemas.openxmlformats.org/drawingml/2006/picture">
                 <pic:pic>
                   <pic:nvPicPr>
-                    <pic:cNvPr descr="figures_ch4_color/J_convection.png" id="103" name="Picture"/>
+                    <pic:cNvPr descr="figures_ch4_color/J_convection.png" id="104" name="Picture"/>
                     <pic:cNvPicPr>
                       <a:picLocks noChangeArrowheads="1" noChangeAspect="1"/>
                     </pic:cNvPicPr>
                   </pic:nvPicPr>
                   <pic:blipFill>
-                    <a:blip r:embed="rId101"/>
+                    <a:blip r:embed="rId102"/>
                     <a:stretch>
                       <a:fillRect/>
                     </a:stretch>
@@ -7968,8 +8017,8 @@
         <w:t xml:space="preserve">طراحی از هم تفکیک شوند.</w:t>
       </w:r>
     </w:p>
-    <w:bookmarkEnd w:id="104"/>
-    <w:bookmarkStart w:id="108" w:name="اثر-ضخامت-جداره"/>
+    <w:bookmarkEnd w:id="105"/>
+    <w:bookmarkStart w:id="109" w:name="اثر-ضخامت-جداره"/>
     <w:p>
       <w:pPr>
         <w:pStyle w:val="Heading2"/>
@@ -8005,18 +8054,18 @@
           <wp:inline>
             <wp:extent cx="5334000" cy="3708431"/>
             <wp:effectExtent b="0" l="0" r="0" t="0"/>
-            <wp:docPr descr="شکل ۴-۲۷: اثر ضخامت جداره، نسبت شعاعی R_o/R_i = ۱٫۲۵ / ۱٫۵ / ۲٫۰ (شعاع داخلیِ ثابتِ ۱ متر) ‏[L=2.1 m، N_L=7، W_GPL=0.3٪، e_m3=0.8604، τ*=0.15، P_i=50 MPa، دو سر ساده]" title="" id="106" name="Picture"/>
+            <wp:docPr descr="شکل ۴-۲۷: اثر ضخامت جداره، نسبت شعاعی R_o/R_i = ۱٫۲۵ / ۱٫۵ / ۲٫۰ (شعاع داخلیِ ثابتِ ۱ متر) ‏[L=2.1 m، N_L=7، W_GPL=0.3٪، e_m3=0.8604، τ*=0.15، P_i=50 MPa، دو سر ساده]" title="" id="107" name="Picture"/>
             <a:graphic>
               <a:graphicData uri="http://schemas.openxmlformats.org/drawingml/2006/picture">
                 <pic:pic>
                   <pic:nvPicPr>
-                    <pic:cNvPr descr="figures_ch4_color/K_thickness.png" id="107" name="Picture"/>
+                    <pic:cNvPr descr="figures_ch4_color/K_thickness.png" id="108" name="Picture"/>
                     <pic:cNvPicPr>
                       <a:picLocks noChangeArrowheads="1" noChangeAspect="1"/>
                     </pic:cNvPicPr>
                   </pic:nvPicPr>
                   <pic:blipFill>
-                    <a:blip r:embed="rId105"/>
+                    <a:blip r:embed="rId106"/>
                     <a:stretch>
                       <a:fillRect/>
                     </a:stretch>
@@ -8186,8 +8235,8 @@
         <w:t xml:space="preserve">به‌شدت فشاری داد‌وستد می‌کند.</w:t>
       </w:r>
     </w:p>
-    <w:bookmarkEnd w:id="108"/>
-    <w:bookmarkStart w:id="112" w:name="پاسخ-به-شوک-حرارتی-گاوسی"/>
+    <w:bookmarkEnd w:id="109"/>
+    <w:bookmarkStart w:id="113" w:name="پاسخ-به-شوک-حرارتی-گاوسی"/>
     <w:p>
       <w:pPr>
         <w:pStyle w:val="Heading2"/>
@@ -8223,18 +8272,18 @@
           <wp:inline>
             <wp:extent cx="5334000" cy="3708431"/>
             <wp:effectExtent b="0" l="0" r="0" t="0"/>
-            <wp:docPr descr="شکل ۴-۲۸: پاسخ به شوک حرارتیِ گاوسی — لرد–شولمن در برابر فوریه ‏[R_o/R_i=1.5، L=2.1 m، N_L=7، W_GPL=0.3٪، e_m3=0.8604، P_i=50 MPa، دو سر ساده]" title="" id="110" name="Picture"/>
+            <wp:docPr descr="شکل ۴-۲۸: پاسخ به شوک حرارتیِ گاوسی — لرد–شولمن در برابر فوریه ‏[R_o/R_i=1.5، L=2.1 m، N_L=7، W_GPL=0.3٪، e_m3=0.8604، P_i=50 MPa، دو سر ساده]" title="" id="111" name="Picture"/>
             <a:graphic>
               <a:graphicData uri="http://schemas.openxmlformats.org/drawingml/2006/picture">
                 <pic:pic>
                   <pic:nvPicPr>
-                    <pic:cNvPr descr="figures_ch4_color/M_gauss_shock.png" id="111" name="Picture"/>
+                    <pic:cNvPr descr="figures_ch4_color/M_gauss_shock.png" id="112" name="Picture"/>
                     <pic:cNvPicPr>
                       <a:picLocks noChangeArrowheads="1" noChangeAspect="1"/>
                     </pic:cNvPicPr>
                   </pic:nvPicPr>
                   <pic:blipFill>
-                    <a:blip r:embed="rId109"/>
+                    <a:blip r:embed="rId110"/>
                     <a:stretch>
                       <a:fillRect/>
                     </a:stretch>
@@ -8392,8 +8441,8 @@
         <w:t xml:space="preserve">چشمگیر کم‌برآورد می‌کند — استدلالی نیرومند به سود نظریهٔ تعمیم‌یافته.</w:t>
       </w:r>
     </w:p>
-    <w:bookmarkEnd w:id="112"/>
-    <w:bookmarkStart w:id="113" w:name="مقایسه-روشهای-انتگرالگیری-زمانی"/>
+    <w:bookmarkEnd w:id="113"/>
+    <w:bookmarkStart w:id="114" w:name="مقایسه-روشهای-انتگرالگیری-زمانی"/>
     <w:p>
       <w:pPr>
         <w:pStyle w:val="Heading2"/>
@@ -8893,8 +8942,8 @@
         <w:t xml:space="preserve">نیومارک را برای همهٔ اجراهای تولیدیِ این پایان‌نامه موجه می‌سازد.</w:t>
       </w:r>
     </w:p>
-    <w:bookmarkEnd w:id="113"/>
-    <w:bookmarkStart w:id="120" w:name="مقایسه-روشهای-گسستهسازی-مکانی"/>
+    <w:bookmarkEnd w:id="114"/>
+    <w:bookmarkStart w:id="121" w:name="مقایسه-روشهای-گسستهسازی-مکانی"/>
     <w:p>
       <w:pPr>
         <w:pStyle w:val="Heading2"/>
@@ -9083,18 +9132,18 @@
           <wp:inline>
             <wp:extent cx="5334000" cy="3828753"/>
             <wp:effectExtent b="0" l="0" r="0" t="0"/>
-            <wp:docPr descr="شکل ۴-۲۹: همگراییِ گسسته‌سازیِ مکانی روی محکِ هدایتِ گذرا: بیشینهٔ خطا برحسبِ تعداد نقاطِ شعاعی N برای DQM (چبیشف و یکنواخت)، FDM مرتبهٔ دوم، و FEM خطی/درجه‌دو؛ خطِ نقطه‌چین شیبِ منفیِ ۲ (همگراییِ مرتبهٔ دوم) را نشان می‌دهد" title="" id="115" name="Picture"/>
+            <wp:docPr descr="شکل ۴-۲۹: همگراییِ گسسته‌سازیِ مکانی روی محکِ هدایتِ گذرا: بیشینهٔ خطا برحسبِ تعداد نقاطِ شعاعی N برای DQM (چبیشف و یکنواخت)، FDM مرتبهٔ دوم، و FEM خطی/درجه‌دو؛ خطِ نقطه‌چین شیبِ منفیِ ۲ (همگراییِ مرتبهٔ دوم) را نشان می‌دهد" title="" id="116" name="Picture"/>
             <a:graphic>
               <a:graphicData uri="http://schemas.openxmlformats.org/drawingml/2006/picture">
                 <pic:pic>
                   <pic:nvPicPr>
-                    <pic:cNvPr descr="figures_ch4_color/spatial_convergence.png" id="116" name="Picture"/>
+                    <pic:cNvPr descr="figures_ch4_color/spatial_convergence.png" id="117" name="Picture"/>
                     <pic:cNvPicPr>
                       <a:picLocks noChangeArrowheads="1" noChangeAspect="1"/>
                     </pic:cNvPicPr>
                   </pic:nvPicPr>
                   <pic:blipFill>
-                    <a:blip r:embed="rId114"/>
+                    <a:blip r:embed="rId115"/>
                     <a:stretch>
                       <a:fillRect/>
                     </a:stretch>
@@ -9156,18 +9205,18 @@
           <wp:inline>
             <wp:extent cx="5334000" cy="3708431"/>
             <wp:effectExtent b="0" l="0" r="0" t="0"/>
-            <wp:docPr descr="شکل ۴-۳۰: مقایسهٔ نظریه‌های ترموالاستیسیتهٔ تعمیم‌یافته — فوریه، لرد–شولمن، تأخیر دوفازی و گرین–نگدی نوع سوم ‏[R_o/R_i=1.5، L=2.1 m، N_L=7، W_GPL=0.3٪، e_m3=0.8604، τ*=0.15، P_i=50 MPa، دو سر ساده]" title="" id="118" name="Picture"/>
+            <wp:docPr descr="شکل ۴-۳۰: مقایسهٔ نظریه‌های ترموالاستیسیتهٔ تعمیم‌یافته — فوریه، لرد–شولمن، تأخیر دوفازی و گرین–نگدی نوع سوم ‏[R_o/R_i=1.5، L=2.1 m، N_L=7، W_GPL=0.3٪، e_m3=0.8604، τ*=0.15، P_i=50 MPa، دو سر ساده]" title="" id="119" name="Picture"/>
             <a:graphic>
               <a:graphicData uri="http://schemas.openxmlformats.org/drawingml/2006/picture">
                 <pic:pic>
                   <pic:nvPicPr>
-                    <pic:cNvPr descr="figures_ch4_color/T3_theories.png" id="119" name="Picture"/>
+                    <pic:cNvPr descr="figures_ch4_color/T3_theories.png" id="120" name="Picture"/>
                     <pic:cNvPicPr>
                       <a:picLocks noChangeArrowheads="1" noChangeAspect="1"/>
                     </pic:cNvPicPr>
                   </pic:nvPicPr>
                   <pic:blipFill>
-                    <a:blip r:embed="rId117"/>
+                    <a:blip r:embed="rId118"/>
                     <a:stretch>
                       <a:fillRect/>
                     </a:stretch>
@@ -9361,8 +9410,8 @@
         <w:t xml:space="preserve">پژوهش است.</w:t>
       </w:r>
     </w:p>
-    <w:bookmarkEnd w:id="120"/>
-    <w:bookmarkStart w:id="121" w:name="جمعبندی-فصل"/>
+    <w:bookmarkEnd w:id="121"/>
+    <w:bookmarkStart w:id="122" w:name="جمعبندی-فصل"/>
     <w:p>
       <w:pPr>
         <w:pStyle w:val="Heading2"/>
@@ -9721,8 +9770,8 @@
         <w:t xml:space="preserve">نشان می‌دهد نظریه‌ها برای این ردهٔ سازه‌ها کجا از هم واگرا می‌شوند.</w:t>
       </w:r>
     </w:p>
-    <w:bookmarkEnd w:id="121"/>
     <w:bookmarkEnd w:id="122"/>
+    <w:bookmarkEnd w:id="123"/>
     <w:sectPr>
       <w:footnotePr>
         <w:numRestart w:val="eachSect"/>

--- a/claude/thesis_chapter/RESULTS_CHAPTER_FA_R4.4_color.docx
+++ b/claude/thesis_chapter/RESULTS_CHAPTER_FA_R4.4_color.docx
@@ -1006,7 +1006,7 @@
       <w:r>
         <w:drawing>
           <wp:inline>
-            <wp:extent cx="5334000" cy="2079671"/>
+            <wp:extent cx="5334000" cy="3243072"/>
             <wp:effectExtent b="0" l="0" r="0" t="0"/>
             <wp:docPr descr="شکل ۴-۱: همگرایی نقاط شعاعی — پروفیل تنش محیطی و دما برای N_r = ۷…۱۵ ‏[N_z=11، N_L=7، W_GPL=0.3٪، e_m3=0.8604، τ*=0.15، P_i=50 MPa، دو سر ساده]" title="" id="12" name="Picture"/>
             <a:graphic>
@@ -1027,7 +1027,7 @@
                   <pic:spPr bwMode="auto">
                     <a:xfrm>
                       <a:off x="0" y="0"/>
-                      <a:ext cx="5334000" cy="2079671"/>
+                      <a:ext cx="5334000" cy="3243072"/>
                     </a:xfrm>
                     <a:prstGeom prst="rect">
                       <a:avLst/>
@@ -1577,7 +1577,7 @@
       <w:r>
         <w:drawing>
           <wp:inline>
-            <wp:extent cx="5334000" cy="2079671"/>
+            <wp:extent cx="5334000" cy="3112008"/>
             <wp:effectExtent b="0" l="0" r="0" t="0"/>
             <wp:docPr descr="شکل ۴-۲: همگرایی نقاط محوری — پروفیل‌ها برای N_z = ۵…۱۵ ‏[N_r=15، N_L=7، W_GPL=0.3٪، e_m3=0.8604، τ*=0.15، P_i=50 MPa، دو سر ساده]" title="" id="16" name="Picture"/>
             <a:graphic>
@@ -1598,7 +1598,7 @@
                   <pic:spPr bwMode="auto">
                     <a:xfrm>
                       <a:off x="0" y="0"/>
-                      <a:ext cx="5334000" cy="2079671"/>
+                      <a:ext cx="5334000" cy="3112008"/>
                     </a:xfrm>
                     <a:prstGeom prst="rect">
                       <a:avLst/>
@@ -2222,7 +2222,7 @@
       <w:r>
         <w:drawing>
           <wp:inline>
-            <wp:extent cx="5334000" cy="2079671"/>
+            <wp:extent cx="5334000" cy="3112008"/>
             <wp:effectExtent b="0" l="0" r="0" t="0"/>
             <wp:docPr descr="شکل ۴-۳: همگرایی تعداد لایه‌ها — پروفیل‌ها برای N_L = ۳…۱۵ ‏[N_r=15، N_z=11، W_GPL=0.3٪، e_m3=0.8604، τ*=0.15، P_i=50 MPa، دو سر ساده]" title="" id="20" name="Picture"/>
             <a:graphic>
@@ -2243,7 +2243,7 @@
                   <pic:spPr bwMode="auto">
                     <a:xfrm>
                       <a:off x="0" y="0"/>
-                      <a:ext cx="5334000" cy="2079671"/>
+                      <a:ext cx="5334000" cy="3112008"/>
                     </a:xfrm>
                     <a:prstGeom prst="rect">
                       <a:avLst/>
@@ -6806,7 +6806,7 @@
       <w:r>
         <w:drawing>
           <wp:inline>
-            <wp:extent cx="5334000" cy="2695073"/>
+            <wp:extent cx="5334000" cy="2724605"/>
             <wp:effectExtent b="0" l="0" r="0" t="0"/>
             <wp:docPr descr="شکل ۴-۱۷: ماتریس کاملِ ۲۵حالتهٔ گرافن × تخلخل — دمای بی‌بعدِ عرضِ‌جدارهٔ T*(ξ) برای هر جفت الگو (سطرها: الگوی گرافن؛ ستون‌ها: الگوی تخلخل) ‏[مرجع: W_GPL=0.3٪، e_m3=0.8604، τ*=0.15، P_i=50 MPa، دو سر ساده]" title="" id="74" name="Picture"/>
             <a:graphic>
@@ -6827,7 +6827,7 @@
                   <pic:spPr bwMode="auto">
                     <a:xfrm>
                       <a:off x="0" y="0"/>
-                      <a:ext cx="5334000" cy="2695073"/>
+                      <a:ext cx="5334000" cy="2724605"/>
                     </a:xfrm>
                     <a:prstGeom prst="rect">
                       <a:avLst/>
@@ -6976,7 +6976,7 @@
       <w:r>
         <w:drawing>
           <wp:inline>
-            <wp:extent cx="5334000" cy="2695073"/>
+            <wp:extent cx="5334000" cy="2724605"/>
             <wp:effectExtent b="0" l="0" r="0" t="0"/>
             <wp:docPr descr="شکل ۴-۱۸: ماتریس کاملِ ۲۵حالتهٔ گرافن × تخلخل — پروفیل تنش محیطیِ Σθθ(ξ) برای هر جفت الگو (سطرها: الگوی گرافن؛ ستون‌ها: الگوی تخلخل) ‏[مرجع: W_GPL=0.3٪، e_m3=0.8604، τ*=0.15، P_i=50 MPa، دو سر ساده]" title="" id="77" name="Picture"/>
             <a:graphic>
@@ -6997,7 +6997,7 @@
                   <pic:spPr bwMode="auto">
                     <a:xfrm>
                       <a:off x="0" y="0"/>
-                      <a:ext cx="5334000" cy="2695073"/>
+                      <a:ext cx="5334000" cy="2724605"/>
                     </a:xfrm>
                     <a:prstGeom prst="rect">
                       <a:avLst/>
